--- a/eng/docx/52.content.docx
+++ b/eng/docx/52.content.docx
@@ -19,7 +19,7 @@
         <w:rPr>
           <w:lang w:val="en_US" w:bidi="en_US"/>
         </w:rPr>
-        <w:t>Resource: Study Notes - Book Intros (Tyndale)</w:t>
+        <w:t>Resource: Tyndale Open Study Notes</w:t>
       </w:r>
       <w:r>
         <w:rPr>
@@ -112,7 +112,7 @@
         <w:rPr>
           <w:lang w:val="en_US" w:bidi="en_US"/>
         </w:rPr>
-        <w:t>Study Notes - Book Intros (Tyndale)</w:t>
+        <w:t>Tyndale Open Study Notes</w:t>
       </w:r>
     </w:p>
     <w:p>

--- a/eng/docx/52.content.docx
+++ b/eng/docx/52.content.docx
@@ -231,18 +231,7 @@
         <w:rPr>
           <w:lang w:val="en_US" w:bidi="en_US"/>
         </w:rPr>
-        <w:t>As recent converts to Christianity, the Thessalonian church lacked a full understanding of the faith and suffered severe persecution. Could the fledgling believers withstand the antagonistic social climate? First Thessalonians reminds us that faithful leaders, good teaching, and obedience help believers remain firm in their faith. The letter presents a clear vision of God as powerfully active in the lives of those he has called through the Good News of Jesus Christ.</w:t>
-      </w:r>
-    </w:p>
-    <w:p>
-      <w:pPr>
-        <w:pStyle w:val="Heading2"/>
-      </w:pPr>
-      <w:r>
-        <w:rPr>
-          <w:lang w:val="en_US" w:bidi="en_US"/>
-        </w:rPr>
-        <w:t>Setting</w:t>
+        <w:t>As new Christians, the believers in Thessalonica did not yet fully understand their faith. They also suffered strong opposition. Could these new believers stay faithful in this hard social setting?</w:t>
       </w:r>
     </w:p>
     <w:p>
@@ -256,7 +245,18 @@
         <w:rPr>
           <w:lang w:val="en_US" w:bidi="en_US"/>
         </w:rPr>
-        <w:t>Thessalonica, a major city of Macedonia, enjoyed the good will of Rome and the Roman citizens who settled there. The city was not subject to Roman taxation, could mint its own coins, and was not obliged to garrison Roman troops within the city walls. It prospered as a political and commercial center whose influence extended throughout the province of Macedonia and beyond.</w:t>
+        <w:t>First Thessalonians teaches that faithful leaders, clear teaching, and obedience help believers stay strong in their faith. The letter also shows that God is powerfully at work in the lives of those he has called through the good news of Jesus Christ.</w:t>
+      </w:r>
+    </w:p>
+    <w:p>
+      <w:pPr>
+        <w:pStyle w:val="Heading2"/>
+      </w:pPr>
+      <w:r>
+        <w:rPr>
+          <w:lang w:val="en_US" w:bidi="en_US"/>
+        </w:rPr>
+        <w:t>Setting</w:t>
       </w:r>
     </w:p>
     <w:p>
@@ -270,25 +270,7 @@
         <w:rPr>
           <w:lang w:val="en_US" w:bidi="en_US"/>
         </w:rPr>
-        <w:t>The mixed population of Thessalonica included Macedonians, Romans, Jews, and other peoples who traveled through the city. Many of the Romans who settled there became wealthy benefactors in the town. The Jewish population was large enough to have a synagogue (</w:t>
-      </w:r>
-      <w:hyperlink r:id="rId13">
-        <w:r>
-          <w:rPr>
-            <w:lang w:val="en_US" w:bidi="en_US"/>
-          </w:rPr>
-          <w:rPr>
-            <w:color w:val="0000EE"/>
-            <w:u w:val="single"/>
-          </w:rPr>
-          <w:t>Acts 17:1</w:t>
-        </w:r>
-      </w:hyperlink>
-      <w:r>
-        <w:rPr>
-          <w:lang w:val="en_US" w:bidi="en_US"/>
-        </w:rPr>
-        <w:t>).</w:t>
+        <w:t>Thessalonica was an important city in Macedonia. It had a good relationship with Rome and with Roman citizens who lived there. The city did not have to pay Roman taxes. It could make its own coins. It also did not have to keep Roman soldiers inside the city walls. Thessalonica became rich and powerful as a center for government and trade. Its influence reached across Macedonia and into other areas.</w:t>
       </w:r>
     </w:p>
     <w:p>
@@ -302,9 +284,9 @@
         <w:rPr>
           <w:lang w:val="en_US" w:bidi="en_US"/>
         </w:rPr>
-        <w:t xml:space="preserve">Luke reported the evangelization of Thessalonica in </w:t>
-      </w:r>
-      <w:hyperlink r:id="rId14">
+        <w:t>Thessalonica had a mixed population. It included Macedonians, Romans, Jews, and other people who traveled through the city. Many Romans who settled there became rich and supported public life in the city. The Jewish community was large enough to have a synagogue, a place where Jews met for worship and teaching (</w:t>
+      </w:r>
+      <w:hyperlink r:id="rId13">
         <w:r>
           <w:rPr>
             <w:lang w:val="en_US" w:bidi="en_US"/>
@@ -313,25 +295,7 @@
             <w:color w:val="0000EE"/>
             <w:u w:val="single"/>
           </w:rPr>
-          <w:t>Acts 17:1–9</w:t>
-        </w:r>
-      </w:hyperlink>
-      <w:r>
-        <w:rPr>
-          <w:lang w:val="en_US" w:bidi="en_US"/>
-        </w:rPr>
-        <w:t>. When Paul preached in the synagogue, some Jews converted to Christ. Most of the converts in Thessalonica, however, were Gentiles who abandoned idolatry to follow Christ (</w:t>
-      </w:r>
-      <w:hyperlink r:id="rId15">
-        <w:r>
-          <w:rPr>
-            <w:lang w:val="en_US" w:bidi="en_US"/>
-          </w:rPr>
-          <w:rPr>
-            <w:color w:val="0000EE"/>
-            <w:u w:val="single"/>
-          </w:rPr>
-          <w:t>1 Thes 1:9</w:t>
+          <w:t>Acts 17:1</w:t>
         </w:r>
       </w:hyperlink>
       <w:r>
@@ -352,9 +316,9 @@
         <w:rPr>
           <w:lang w:val="en_US" w:bidi="en_US"/>
         </w:rPr>
-        <w:t>The Jews who did not accept the Good News started a riot against the apostles and accused Paul and Silas of causing civil disturbance (</w:t>
-      </w:r>
-      <w:hyperlink r:id="rId16">
+        <w:t xml:space="preserve">Luke describes how the good news came to Thessalonica in </w:t>
+      </w:r>
+      <w:hyperlink r:id="rId14">
         <w:r>
           <w:rPr>
             <w:lang w:val="en_US" w:bidi="en_US"/>
@@ -363,14 +327,32 @@
             <w:color w:val="0000EE"/>
             <w:u w:val="single"/>
           </w:rPr>
-          <w:t>Acts 17:4–7</w:t>
+          <w:t>Acts 17:1–9</w:t>
         </w:r>
       </w:hyperlink>
       <w:r>
         <w:rPr>
           <w:lang w:val="en_US" w:bidi="en_US"/>
         </w:rPr>
-        <w:t>). The accusation was calculated to generate maximum opposition by taking advantage of the Romans’ intolerance of social unrest. As a consequence, Paul and his companions were forced to leave the city after a short time.</w:t>
+        <w:t>. When Paul preached in the synagogue, some Jews believed in Christ. Most of the believers in Thessalonica, however, were non-Jews (Gentiles). They had worshiped idols, but they stopped worshiping false gods to follow Christ (</w:t>
+      </w:r>
+      <w:hyperlink r:id="rId15">
+        <w:r>
+          <w:rPr>
+            <w:lang w:val="en_US" w:bidi="en_US"/>
+          </w:rPr>
+          <w:rPr>
+            <w:color w:val="0000EE"/>
+            <w:u w:val="single"/>
+          </w:rPr>
+          <w:t>1 Thessalonians 1:9</w:t>
+        </w:r>
+      </w:hyperlink>
+      <w:r>
+        <w:rPr>
+          <w:lang w:val="en_US" w:bidi="en_US"/>
+        </w:rPr>
+        <w:t>).</w:t>
       </w:r>
     </w:p>
     <w:p>
@@ -384,9 +366,9 @@
         <w:rPr>
           <w:lang w:val="en_US" w:bidi="en_US"/>
         </w:rPr>
-        <w:t>Paul left a church that was very young in the faith, and it was already experiencing persecution (</w:t>
-      </w:r>
-      <w:hyperlink r:id="rId17">
+        <w:t>The Jews who did not accept the good news started a riot against the apostles. They accused Paul and Silas of causing trouble in the city (</w:t>
+      </w:r>
+      <w:hyperlink r:id="rId16">
         <w:r>
           <w:rPr>
             <w:lang w:val="en_US" w:bidi="en_US"/>
@@ -395,86 +377,14 @@
             <w:color w:val="0000EE"/>
             <w:u w:val="single"/>
           </w:rPr>
-          <w:t>1 Thes 1:6</w:t>
+          <w:t>Acts 17:4–7</w:t>
         </w:r>
       </w:hyperlink>
       <w:r>
         <w:rPr>
           <w:lang w:val="en_US" w:bidi="en_US"/>
         </w:rPr>
-        <w:t xml:space="preserve">; </w:t>
-      </w:r>
-      <w:hyperlink r:id="rId18">
-        <w:r>
-          <w:rPr>
-            <w:lang w:val="en_US" w:bidi="en_US"/>
-          </w:rPr>
-          <w:rPr>
-            <w:color w:val="0000EE"/>
-            <w:u w:val="single"/>
-          </w:rPr>
-          <w:t>2:14</w:t>
-        </w:r>
-      </w:hyperlink>
-      <w:r>
-        <w:rPr>
-          <w:lang w:val="en_US" w:bidi="en_US"/>
-        </w:rPr>
-        <w:t xml:space="preserve">; </w:t>
-      </w:r>
-      <w:hyperlink r:id="rId19">
-        <w:r>
-          <w:rPr>
-            <w:lang w:val="en_US" w:bidi="en_US"/>
-          </w:rPr>
-          <w:rPr>
-            <w:color w:val="0000EE"/>
-            <w:u w:val="single"/>
-          </w:rPr>
-          <w:t>3:3–4</w:t>
-        </w:r>
-      </w:hyperlink>
-      <w:r>
-        <w:rPr>
-          <w:lang w:val="en_US" w:bidi="en_US"/>
-        </w:rPr>
-        <w:t>). The Christians in Thessalonica had not received all the teaching they needed, nor did they have mature leadership to oversee the church. As Paul traveled on to Berea, Athens, and finally Corinth (</w:t>
-      </w:r>
-      <w:hyperlink r:id="rId20">
-        <w:r>
-          <w:rPr>
-            <w:lang w:val="en_US" w:bidi="en_US"/>
-          </w:rPr>
-          <w:rPr>
-            <w:color w:val="0000EE"/>
-            <w:u w:val="single"/>
-          </w:rPr>
-          <w:t>Acts 17:10–18:1</w:t>
-        </w:r>
-      </w:hyperlink>
-      <w:r>
-        <w:rPr>
-          <w:lang w:val="en_US" w:bidi="en_US"/>
-        </w:rPr>
-        <w:t>), he was deeply concerned about the welfare of the Thessalonian church. His repeated attempts to return to the city were blocked by severe circumstances that he attributed to Satan (</w:t>
-      </w:r>
-      <w:hyperlink r:id="rId21">
-        <w:r>
-          <w:rPr>
-            <w:lang w:val="en_US" w:bidi="en_US"/>
-          </w:rPr>
-          <w:rPr>
-            <w:color w:val="0000EE"/>
-            <w:u w:val="single"/>
-          </w:rPr>
-          <w:t>1 Thes 2:17–18</w:t>
-        </w:r>
-      </w:hyperlink>
-      <w:r>
-        <w:rPr>
-          <w:lang w:val="en_US" w:bidi="en_US"/>
-        </w:rPr>
-        <w:t>).</w:t>
+        <w:t>). They made this charge to turn people against Paul and Silas. The Romans did not tolerate social unrest, or public disorder. Because of this, Paul and his companions had to leave the city after only a short time.</w:t>
       </w:r>
     </w:p>
     <w:p>
@@ -488,9 +398,9 @@
         <w:rPr>
           <w:lang w:val="en_US" w:bidi="en_US"/>
         </w:rPr>
-        <w:t>While in Athens, Paul could no longer bear his anxiety over the church. He sent Timothy back to Thessalonica to strengthen the believers and to be sure that they had not abandoned their faith (</w:t>
-      </w:r>
-      <w:hyperlink r:id="rId22">
+        <w:t>Paul left behind a church that was still very young in the faith. The believers were already suffering persecution, or harm because of their faith (</w:t>
+      </w:r>
+      <w:hyperlink r:id="rId17">
         <w:r>
           <w:rPr>
             <w:lang w:val="en_US" w:bidi="en_US"/>
@@ -499,16 +409,16 @@
             <w:color w:val="0000EE"/>
             <w:u w:val="single"/>
           </w:rPr>
-          <w:t>3:1–2</w:t>
+          <w:t>1 Thessalonians 1:6</w:t>
         </w:r>
       </w:hyperlink>
       <w:r>
         <w:rPr>
           <w:lang w:val="en_US" w:bidi="en_US"/>
         </w:rPr>
-        <w:t xml:space="preserve">, </w:t>
-      </w:r>
-      <w:hyperlink r:id="rId23">
+        <w:t xml:space="preserve">; </w:t>
+      </w:r>
+      <w:hyperlink r:id="rId18">
         <w:r>
           <w:rPr>
             <w:lang w:val="en_US" w:bidi="en_US"/>
@@ -517,16 +427,16 @@
             <w:color w:val="0000EE"/>
             <w:u w:val="single"/>
           </w:rPr>
-          <w:t>5</w:t>
+          <w:t>2:14</w:t>
         </w:r>
       </w:hyperlink>
       <w:r>
         <w:rPr>
           <w:lang w:val="en_US" w:bidi="en_US"/>
         </w:rPr>
-        <w:t>). While Paul was in Corinth, Timothy returned from Thessalonica with the good news that the Thessalonian believers had continued in faith and love and were standing firm despite the opposition they faced (</w:t>
-      </w:r>
-      <w:hyperlink r:id="rId24">
+        <w:t xml:space="preserve">; </w:t>
+      </w:r>
+      <w:hyperlink r:id="rId19">
         <w:r>
           <w:rPr>
             <w:lang w:val="en_US" w:bidi="en_US"/>
@@ -535,43 +445,14 @@
             <w:color w:val="0000EE"/>
             <w:u w:val="single"/>
           </w:rPr>
-          <w:t>3:6–8</w:t>
+          <w:t>3:3–4</w:t>
         </w:r>
       </w:hyperlink>
       <w:r>
         <w:rPr>
           <w:lang w:val="en_US" w:bidi="en_US"/>
         </w:rPr>
-        <w:t>). First Thessalonians explodes with the joy Paul experienced upon hearing this report. It expresses his thankfulness to God for their faithfulness and his prayer that he might return to see them again and establish them more fully in the faith (</w:t>
-      </w:r>
-      <w:hyperlink r:id="rId25">
-        <w:r>
-          <w:rPr>
-            <w:lang w:val="en_US" w:bidi="en_US"/>
-          </w:rPr>
-          <w:rPr>
-            <w:color w:val="0000EE"/>
-            <w:u w:val="single"/>
-          </w:rPr>
-          <w:t>3:9–11</w:t>
-        </w:r>
-      </w:hyperlink>
-      <w:r>
-        <w:rPr>
-          <w:lang w:val="en_US" w:bidi="en_US"/>
-        </w:rPr>
-        <w:t>).</w:t>
-      </w:r>
-    </w:p>
-    <w:p>
-      <w:pPr>
-        <w:pStyle w:val="Heading2"/>
-      </w:pPr>
-      <w:r>
-        <w:rPr>
-          <w:lang w:val="en_US" w:bidi="en_US"/>
-        </w:rPr>
-        <w:t>Summary</w:t>
+        <w:t>). They had not yet received all the teaching they needed. They also did not have mature leaders to guide the church.</w:t>
       </w:r>
     </w:p>
     <w:p>
@@ -585,9 +466,9 @@
         <w:rPr>
           <w:lang w:val="en_US" w:bidi="en_US"/>
         </w:rPr>
-        <w:t>First Thessalonians is a letter full of thanksgiving to God for the faith, love, and hope of the young Thessalonian church (</w:t>
-      </w:r>
-      <w:hyperlink r:id="rId26">
+        <w:t>Paul then traveled to Berea, Athens, and finally Corinth (</w:t>
+      </w:r>
+      <w:hyperlink r:id="rId20">
         <w:r>
           <w:rPr>
             <w:lang w:val="en_US" w:bidi="en_US"/>
@@ -596,16 +477,16 @@
             <w:color w:val="0000EE"/>
             <w:u w:val="single"/>
           </w:rPr>
-          <w:t>1:2–3</w:t>
+          <w:t>Acts 17:10–18:1</w:t>
         </w:r>
       </w:hyperlink>
       <w:r>
         <w:rPr>
           <w:lang w:val="en_US" w:bidi="en_US"/>
         </w:rPr>
-        <w:t xml:space="preserve">; </w:t>
-      </w:r>
-      <w:hyperlink r:id="rId27">
+        <w:t>). As he traveled, he was deeply concerned about the believers in Thessalonica. He tried more than once to return to the city. But serious problems stopped him, and he understood these problems as the work of Satan (</w:t>
+      </w:r>
+      <w:hyperlink r:id="rId21">
         <w:r>
           <w:rPr>
             <w:lang w:val="en_US" w:bidi="en_US"/>
@@ -614,115 +495,7 @@
             <w:color w:val="0000EE"/>
             <w:u w:val="single"/>
           </w:rPr>
-          <w:t>2:13</w:t>
-        </w:r>
-      </w:hyperlink>
-      <w:r>
-        <w:rPr>
-          <w:lang w:val="en_US" w:bidi="en_US"/>
-        </w:rPr>
-        <w:t xml:space="preserve">; </w:t>
-      </w:r>
-      <w:hyperlink r:id="rId28">
-        <w:r>
-          <w:rPr>
-            <w:lang w:val="en_US" w:bidi="en_US"/>
-          </w:rPr>
-          <w:rPr>
-            <w:color w:val="0000EE"/>
-            <w:u w:val="single"/>
-          </w:rPr>
-          <w:t>3:9</w:t>
-        </w:r>
-      </w:hyperlink>
-      <w:r>
-        <w:rPr>
-          <w:lang w:val="en_US" w:bidi="en_US"/>
-        </w:rPr>
-        <w:t xml:space="preserve">). Paul, however, also presents some of his concerns. In the ancient world there were many traveling orators who only sought money and fame. In </w:t>
-      </w:r>
-      <w:hyperlink r:id="rId29">
-        <w:r>
-          <w:rPr>
-            <w:lang w:val="en_US" w:bidi="en_US"/>
-          </w:rPr>
-          <w:rPr>
-            <w:color w:val="0000EE"/>
-            <w:u w:val="single"/>
-          </w:rPr>
-          <w:t>2:1–3:13</w:t>
-        </w:r>
-      </w:hyperlink>
-      <w:r>
-        <w:rPr>
-          <w:lang w:val="en_US" w:bidi="en_US"/>
-        </w:rPr>
-        <w:t>, Paul defends his motives and ministry—he had not come looking for fame or fortune. He sincerely cared for the Thessalonian believers. He longed to see the church and had tried unsuccessfully to “come back” (</w:t>
-      </w:r>
-      <w:hyperlink r:id="rId30">
-        <w:r>
-          <w:rPr>
-            <w:lang w:val="en_US" w:bidi="en_US"/>
-          </w:rPr>
-          <w:rPr>
-            <w:color w:val="0000EE"/>
-            <w:u w:val="single"/>
-          </w:rPr>
-          <w:t>2:17–20</w:t>
-        </w:r>
-      </w:hyperlink>
-      <w:r>
-        <w:rPr>
-          <w:lang w:val="en_US" w:bidi="en_US"/>
-        </w:rPr>
-        <w:t>). Paul also affirms his care by reminding them that he had sent Timothy back to strengthen them and to find out about their welfare (</w:t>
-      </w:r>
-      <w:hyperlink r:id="rId31">
-        <w:r>
-          <w:rPr>
-            <w:lang w:val="en_US" w:bidi="en_US"/>
-          </w:rPr>
-          <w:rPr>
-            <w:color w:val="0000EE"/>
-            <w:u w:val="single"/>
-          </w:rPr>
-          <w:t>3:1–5</w:t>
-        </w:r>
-      </w:hyperlink>
-      <w:r>
-        <w:rPr>
-          <w:lang w:val="en_US" w:bidi="en_US"/>
-        </w:rPr>
-        <w:t>). Paul recounts how greatly comforted he was by the report Timothy brought (</w:t>
-      </w:r>
-      <w:hyperlink r:id="rId24">
-        <w:r>
-          <w:rPr>
-            <w:lang w:val="en_US" w:bidi="en_US"/>
-          </w:rPr>
-          <w:rPr>
-            <w:color w:val="0000EE"/>
-            <w:u w:val="single"/>
-          </w:rPr>
-          <w:t>3:6–8</w:t>
-        </w:r>
-      </w:hyperlink>
-      <w:r>
-        <w:rPr>
-          <w:lang w:val="en_US" w:bidi="en_US"/>
-        </w:rPr>
-        <w:t>), and he tells the church about his thanksgiving to God for them and his prayer that he might see them again (</w:t>
-      </w:r>
-      <w:hyperlink r:id="rId32">
-        <w:r>
-          <w:rPr>
-            <w:lang w:val="en_US" w:bidi="en_US"/>
-          </w:rPr>
-          <w:rPr>
-            <w:color w:val="0000EE"/>
-            <w:u w:val="single"/>
-          </w:rPr>
-          <w:t>3:9–13</w:t>
+          <w:t>1 Thessalonians 2:17–18</w:t>
         </w:r>
       </w:hyperlink>
       <w:r>
@@ -743,9 +516,9 @@
         <w:rPr>
           <w:lang w:val="en_US" w:bidi="en_US"/>
         </w:rPr>
-        <w:t>Some in the congregation had ignored Paul’s teaching about sexual morality. In response, Paul emphasizes God’s will for them to be holy (</w:t>
-      </w:r>
-      <w:hyperlink r:id="rId33">
+        <w:t>While Paul was in Athens, he could no longer bear his concern for the church. He sent Timothy back to Thessalonica to strengthen the believers. He also wanted to make sure they had not abandoned their faith (</w:t>
+      </w:r>
+      <w:hyperlink r:id="rId22">
         <w:r>
           <w:rPr>
             <w:lang w:val="en_US" w:bidi="en_US"/>
@@ -754,16 +527,16 @@
             <w:color w:val="0000EE"/>
             <w:u w:val="single"/>
           </w:rPr>
-          <w:t>4:1–8</w:t>
+          <w:t>3:1–2</w:t>
         </w:r>
       </w:hyperlink>
       <w:r>
         <w:rPr>
           <w:lang w:val="en_US" w:bidi="en_US"/>
         </w:rPr>
-        <w:t>). In addition, certain individuals within the church were refusing to work, ignoring the teaching and example of the apostles in this regard (</w:t>
-      </w:r>
-      <w:hyperlink r:id="rId34">
+        <w:t xml:space="preserve">, </w:t>
+      </w:r>
+      <w:hyperlink r:id="rId23">
         <w:r>
           <w:rPr>
             <w:lang w:val="en_US" w:bidi="en_US"/>
@@ -772,16 +545,16 @@
             <w:color w:val="0000EE"/>
             <w:u w:val="single"/>
           </w:rPr>
-          <w:t>4:11–12</w:t>
+          <w:t>5</w:t>
         </w:r>
       </w:hyperlink>
       <w:r>
         <w:rPr>
           <w:lang w:val="en_US" w:bidi="en_US"/>
         </w:rPr>
-        <w:t xml:space="preserve">; </w:t>
-      </w:r>
-      <w:hyperlink r:id="rId35">
+        <w:t>). Later, while Paul was in Corinth, Timothy returned from Thessalonica. He brought the good news that the believers were still living in faith and love. They were standing firm even though they faced opposition (</w:t>
+      </w:r>
+      <w:hyperlink r:id="rId24">
         <w:r>
           <w:rPr>
             <w:lang w:val="en_US" w:bidi="en_US"/>
@@ -790,32 +563,14 @@
             <w:color w:val="0000EE"/>
             <w:u w:val="single"/>
           </w:rPr>
-          <w:t>5:14</w:t>
+          <w:t>3:6–8</w:t>
         </w:r>
       </w:hyperlink>
       <w:r>
         <w:rPr>
           <w:lang w:val="en_US" w:bidi="en_US"/>
         </w:rPr>
-        <w:t xml:space="preserve">; see </w:t>
-      </w:r>
-      <w:hyperlink r:id="rId36">
-        <w:r>
-          <w:rPr>
-            <w:lang w:val="en_US" w:bidi="en_US"/>
-          </w:rPr>
-          <w:rPr>
-            <w:color w:val="0000EE"/>
-            <w:u w:val="single"/>
-          </w:rPr>
-          <w:t>2 Thes 3:6–15</w:t>
-        </w:r>
-      </w:hyperlink>
-      <w:r>
-        <w:rPr>
-          <w:lang w:val="en_US" w:bidi="en_US"/>
-        </w:rPr>
-        <w:t>).</w:t>
+        <w:t xml:space="preserve">). </w:t>
       </w:r>
     </w:p>
     <w:p>
@@ -829,9 +584,9 @@
         <w:rPr>
           <w:lang w:val="en_US" w:bidi="en_US"/>
         </w:rPr>
-        <w:t>The Thessalonians also had some questions for Paul. First, what happens to believers who die before Christ’s return? Paul answers that such people will be the first to be raised from the dead and will be caught up with the living to meet the Lord at the time of his appearing (</w:t>
-      </w:r>
-      <w:hyperlink r:id="rId37">
+        <w:t>First Thessalonians shows Paul’s great joy when he heard this report. In the letter, Paul thanks God for their faithfulness. He also prays that he may return to see them again and help them grow stronger in the faith (</w:t>
+      </w:r>
+      <w:hyperlink r:id="rId25">
         <w:r>
           <w:rPr>
             <w:lang w:val="en_US" w:bidi="en_US"/>
@@ -840,32 +595,25 @@
             <w:color w:val="0000EE"/>
             <w:u w:val="single"/>
           </w:rPr>
-          <w:t>1 Thes 4:13–18</w:t>
+          <w:t>3:9–11</w:t>
         </w:r>
       </w:hyperlink>
       <w:r>
         <w:rPr>
           <w:lang w:val="en_US" w:bidi="en_US"/>
         </w:rPr>
-        <w:t>). Second, when will Christ return and bring about the final consummation? Paul replies that the day will come at an unexpected moment, like a thief in the night (</w:t>
-      </w:r>
-      <w:hyperlink r:id="rId38">
-        <w:r>
-          <w:rPr>
-            <w:lang w:val="en_US" w:bidi="en_US"/>
-          </w:rPr>
-          <w:rPr>
-            <w:color w:val="0000EE"/>
-            <w:u w:val="single"/>
-          </w:rPr>
-          <w:t>5:1–11</w:t>
-        </w:r>
-      </w:hyperlink>
-      <w:r>
-        <w:rPr>
-          <w:lang w:val="en_US" w:bidi="en_US"/>
-        </w:rPr>
-        <w:t>), so they should be prepared by living in faith, love, and hope.</w:t>
+        <w:t>).</w:t>
+      </w:r>
+    </w:p>
+    <w:p>
+      <w:pPr>
+        <w:pStyle w:val="Heading2"/>
+      </w:pPr>
+      <w:r>
+        <w:rPr>
+          <w:lang w:val="en_US" w:bidi="en_US"/>
+        </w:rPr>
+        <w:t>Summary</w:t>
       </w:r>
     </w:p>
     <w:p>
@@ -879,9 +627,9 @@
         <w:rPr>
           <w:lang w:val="en_US" w:bidi="en_US"/>
         </w:rPr>
-        <w:t>The letter closes with several exhortations on living a life that pleases God. Paul reminds the church to honor its emerging leaders (</w:t>
-      </w:r>
-      <w:hyperlink r:id="rId39">
+        <w:t>First Thessalonians is a letter full of thanks to God. Paul thanks God for the faith, love, and hope of the young church in Thessalonica (</w:t>
+      </w:r>
+      <w:hyperlink r:id="rId26">
         <w:r>
           <w:rPr>
             <w:lang w:val="en_US" w:bidi="en_US"/>
@@ -890,16 +638,16 @@
             <w:color w:val="0000EE"/>
             <w:u w:val="single"/>
           </w:rPr>
-          <w:t>5:12–13</w:t>
+          <w:t>1 Thessalonians 1:2–3</w:t>
         </w:r>
       </w:hyperlink>
       <w:r>
         <w:rPr>
           <w:lang w:val="en_US" w:bidi="en_US"/>
         </w:rPr>
-        <w:t>). In addition, Paul instructs the Thessalonians that they should not reject prophecies but evaluate them (</w:t>
-      </w:r>
-      <w:hyperlink r:id="rId40">
+        <w:t xml:space="preserve">; </w:t>
+      </w:r>
+      <w:hyperlink r:id="rId27">
         <w:r>
           <w:rPr>
             <w:lang w:val="en_US" w:bidi="en_US"/>
@@ -908,16 +656,16 @@
             <w:color w:val="0000EE"/>
             <w:u w:val="single"/>
           </w:rPr>
-          <w:t>5:19–22</w:t>
+          <w:t>2:13</w:t>
         </w:r>
       </w:hyperlink>
       <w:r>
         <w:rPr>
           <w:lang w:val="en_US" w:bidi="en_US"/>
         </w:rPr>
-        <w:t>). The letter concludes with a blessing that expresses Paul’s absolute confidence in God’s faithfulness and work in their lives (</w:t>
-      </w:r>
-      <w:hyperlink r:id="rId41">
+        <w:t xml:space="preserve">; </w:t>
+      </w:r>
+      <w:hyperlink r:id="rId28">
         <w:r>
           <w:rPr>
             <w:lang w:val="en_US" w:bidi="en_US"/>
@@ -926,25 +674,32 @@
             <w:color w:val="0000EE"/>
             <w:u w:val="single"/>
           </w:rPr>
-          <w:t>5:23–24</w:t>
+          <w:t>3:9</w:t>
         </w:r>
       </w:hyperlink>
       <w:r>
         <w:rPr>
           <w:lang w:val="en_US" w:bidi="en_US"/>
         </w:rPr>
-        <w:t>).</w:t>
-      </w:r>
-    </w:p>
-    <w:p>
-      <w:pPr>
-        <w:pStyle w:val="Heading2"/>
-      </w:pPr>
-      <w:r>
-        <w:rPr>
-          <w:lang w:val="en_US" w:bidi="en_US"/>
-        </w:rPr>
-        <w:t>Author</w:t>
+        <w:t xml:space="preserve">). Paul also shares some of his concerns. In the ancient world, many traveling speakers wanted only money and fame. In </w:t>
+      </w:r>
+      <w:hyperlink r:id="rId29">
+        <w:r>
+          <w:rPr>
+            <w:lang w:val="en_US" w:bidi="en_US"/>
+          </w:rPr>
+          <w:rPr>
+            <w:color w:val="0000EE"/>
+            <w:u w:val="single"/>
+          </w:rPr>
+          <w:t>2:1–3:13</w:t>
+        </w:r>
+      </w:hyperlink>
+      <w:r>
+        <w:rPr>
+          <w:lang w:val="en_US" w:bidi="en_US"/>
+        </w:rPr>
+        <w:t>, Paul explains his motives and ministry. He did not come to Thessalonica to seek praise or wealth. He truly cared for the believers there.</w:t>
       </w:r>
     </w:p>
     <w:p>
@@ -958,9 +713,9 @@
         <w:rPr>
           <w:lang w:val="en_US" w:bidi="en_US"/>
         </w:rPr>
-        <w:t>The names of Silas and Timothy, cofounders of the church in Thessalonica, are listed in (</w:t>
-      </w:r>
-      <w:hyperlink r:id="rId42">
+        <w:t>Paul wanted to see the church again. He had tried to return, but he had not been able to do so (</w:t>
+      </w:r>
+      <w:hyperlink r:id="rId30">
         <w:r>
           <w:rPr>
             <w:lang w:val="en_US" w:bidi="en_US"/>
@@ -969,16 +724,16 @@
             <w:color w:val="0000EE"/>
             <w:u w:val="single"/>
           </w:rPr>
-          <w:t>1:1</w:t>
+          <w:t>2:17–20</w:t>
         </w:r>
       </w:hyperlink>
       <w:r>
         <w:rPr>
           <w:lang w:val="en_US" w:bidi="en_US"/>
         </w:rPr>
-        <w:t>) alongside the name of Paul. The letter is mostly written in the first person plural (“we”), indicating that Silas and Timothy might have had a real part in the letter’s composition. Paul only occasionally steps out individually to express his particular concerns (</w:t>
-      </w:r>
-      <w:hyperlink r:id="rId43">
+        <w:t>). Paul also reminds them that he had sent Timothy back to strengthen them and to learn how they were doing (</w:t>
+      </w:r>
+      <w:hyperlink r:id="rId31">
         <w:r>
           <w:rPr>
             <w:lang w:val="en_US" w:bidi="en_US"/>
@@ -987,16 +742,16 @@
             <w:color w:val="0000EE"/>
             <w:u w:val="single"/>
           </w:rPr>
-          <w:t>2:18</w:t>
+          <w:t>3:1–5</w:t>
         </w:r>
       </w:hyperlink>
       <w:r>
         <w:rPr>
           <w:lang w:val="en_US" w:bidi="en_US"/>
         </w:rPr>
-        <w:t xml:space="preserve">; </w:t>
-      </w:r>
-      <w:hyperlink r:id="rId23">
+        <w:t>). Timothy later brought Paul a good report. This report greatly comforted Paul (</w:t>
+      </w:r>
+      <w:hyperlink r:id="rId24">
         <w:r>
           <w:rPr>
             <w:lang w:val="en_US" w:bidi="en_US"/>
@@ -1005,16 +760,16 @@
             <w:color w:val="0000EE"/>
             <w:u w:val="single"/>
           </w:rPr>
-          <w:t>3:5</w:t>
+          <w:t>3:6–8</w:t>
         </w:r>
       </w:hyperlink>
       <w:r>
         <w:rPr>
           <w:lang w:val="en_US" w:bidi="en_US"/>
         </w:rPr>
-        <w:t xml:space="preserve">; </w:t>
-      </w:r>
-      <w:hyperlink r:id="rId44">
+        <w:t>). Paul then tells the church that he thanks God for them. He also prays that he may see them again and help them grow stronger in the faith (</w:t>
+      </w:r>
+      <w:hyperlink r:id="rId32">
         <w:r>
           <w:rPr>
             <w:lang w:val="en_US" w:bidi="en_US"/>
@@ -1023,56 +778,14 @@
             <w:color w:val="0000EE"/>
             <w:u w:val="single"/>
           </w:rPr>
-          <w:t>5:27</w:t>
+          <w:t>3:9–13</w:t>
         </w:r>
       </w:hyperlink>
       <w:r>
         <w:rPr>
           <w:lang w:val="en_US" w:bidi="en_US"/>
         </w:rPr>
-        <w:t xml:space="preserve">). Joint composition of letters was known in the ancient world. For example, in his letter </w:t>
-      </w:r>
-      <w:r>
-        <w:rPr>
-          <w:i/>
-          <w:lang w:val="en_US" w:bidi="en_US"/>
-        </w:rPr>
-        <w:t>Ad Atticum,</w:t>
-      </w:r>
-      <w:r>
-        <w:rPr>
-          <w:lang w:val="en_US" w:bidi="en_US"/>
-        </w:rPr>
-        <w:t xml:space="preserve"> Cicero refers to “letters—both that which you wrote in conjunction with others and the one you wrote in your own name.” However, the final command in </w:t>
-      </w:r>
-      <w:hyperlink r:id="rId44">
-        <w:r>
-          <w:rPr>
-            <w:lang w:val="en_US" w:bidi="en_US"/>
-          </w:rPr>
-          <w:rPr>
-            <w:color w:val="0000EE"/>
-            <w:u w:val="single"/>
-          </w:rPr>
-          <w:t>5:27</w:t>
-        </w:r>
-      </w:hyperlink>
-      <w:r>
-        <w:rPr>
-          <w:lang w:val="en_US" w:bidi="en_US"/>
-        </w:rPr>
-        <w:t xml:space="preserve"> suggests that Paul had the major hand in writing, whatever the role of his companions may have been.</w:t>
-      </w:r>
-    </w:p>
-    <w:p>
-      <w:pPr>
-        <w:pStyle w:val="Heading2"/>
-      </w:pPr>
-      <w:r>
-        <w:rPr>
-          <w:lang w:val="en_US" w:bidi="en_US"/>
-        </w:rPr>
-        <w:t>Date and Occasion of Writing</w:t>
+        <w:t>).</w:t>
       </w:r>
     </w:p>
     <w:p>
@@ -1086,9 +799,9 @@
         <w:rPr>
           <w:lang w:val="en_US" w:bidi="en_US"/>
         </w:rPr>
-        <w:t>Paul wrote this epistle from Corinth during his second missionary journey (</w:t>
-      </w:r>
-      <w:hyperlink r:id="rId45">
+        <w:t>Some people in the church did not follow Paul’s teaching about sexual purity. In response, Paul teaches that God wants them to be holy, or set apart for him (</w:t>
+      </w:r>
+      <w:hyperlink r:id="rId33">
         <w:r>
           <w:rPr>
             <w:lang w:val="en_US" w:bidi="en_US"/>
@@ -1097,16 +810,16 @@
             <w:color w:val="0000EE"/>
             <w:u w:val="single"/>
           </w:rPr>
-          <w:t>Acts 15:36–18:22</w:t>
+          <w:t>4:1–8</w:t>
         </w:r>
       </w:hyperlink>
       <w:r>
         <w:rPr>
           <w:lang w:val="en_US" w:bidi="en_US"/>
         </w:rPr>
-        <w:t>) after Timothy returned from visiting the Thessalonian church (</w:t>
-      </w:r>
-      <w:hyperlink r:id="rId46">
+        <w:t>). Other people in the church refused to work. They did not follow the teaching and example of the apostles about this matter (</w:t>
+      </w:r>
+      <w:hyperlink r:id="rId34">
         <w:r>
           <w:rPr>
             <w:lang w:val="en_US" w:bidi="en_US"/>
@@ -1115,7 +828,7 @@
             <w:color w:val="0000EE"/>
             <w:u w:val="single"/>
           </w:rPr>
-          <w:t>1 Thes 3:6</w:t>
+          <w:t>4:11–12</w:t>
         </w:r>
       </w:hyperlink>
       <w:r>
@@ -1124,7 +837,7 @@
         </w:rPr>
         <w:t xml:space="preserve">; </w:t>
       </w:r>
-      <w:hyperlink r:id="rId47">
+      <w:hyperlink r:id="rId35">
         <w:r>
           <w:rPr>
             <w:lang w:val="en_US" w:bidi="en_US"/>
@@ -1133,16 +846,16 @@
             <w:color w:val="0000EE"/>
             <w:u w:val="single"/>
           </w:rPr>
-          <w:t>Acts 18:5</w:t>
+          <w:t>5:14</w:t>
         </w:r>
       </w:hyperlink>
       <w:r>
         <w:rPr>
           <w:lang w:val="en_US" w:bidi="en_US"/>
         </w:rPr>
-        <w:t>). Gallio was named as proconsul of the Roman province of Achaia in AD 51, during Paul’s stay in Corinth (</w:t>
-      </w:r>
-      <w:hyperlink r:id="rId48">
+        <w:t xml:space="preserve">; see </w:t>
+      </w:r>
+      <w:hyperlink r:id="rId36">
         <w:r>
           <w:rPr>
             <w:lang w:val="en_US" w:bidi="en_US"/>
@@ -1151,25 +864,14 @@
             <w:color w:val="0000EE"/>
             <w:u w:val="single"/>
           </w:rPr>
-          <w:t>Acts 18:11–12</w:t>
+          <w:t>2 Thessalonians 3:6–15</w:t>
         </w:r>
       </w:hyperlink>
       <w:r>
         <w:rPr>
           <w:lang w:val="en_US" w:bidi="en_US"/>
         </w:rPr>
-        <w:t>). Therefore, Paul probably wrote this letter during the latter part of AD 50. First Thessalonians is one of Paul’s earliest epistles, second only to Galatians.</w:t>
-      </w:r>
-    </w:p>
-    <w:p>
-      <w:pPr>
-        <w:pStyle w:val="Heading2"/>
-      </w:pPr>
-      <w:r>
-        <w:rPr>
-          <w:lang w:val="en_US" w:bidi="en_US"/>
-        </w:rPr>
-        <w:t>Meaning and Message</w:t>
+        <w:t>).</w:t>
       </w:r>
     </w:p>
     <w:p>
@@ -1183,9 +885,31 @@
         <w:rPr>
           <w:lang w:val="en_US" w:bidi="en_US"/>
         </w:rPr>
-        <w:t>First Thessalonians provides a look into the life and struggles of a new congregation of believers. These new converts were greatly disadvantaged because the founders of their church were only present for a short time. The new believers were experiencing great hostility from their own countrymen because of their faith (</w:t>
-      </w:r>
-      <w:hyperlink r:id="rId17">
+        <w:t>The Thessalonians also had questions for Paul:</w:t>
+      </w:r>
+    </w:p>
+    <w:p>
+      <w:pPr>
+        <w:pStyle w:val="ListNumber"/>
+        <w:numPr>
+          <w:ilvl w:val="0"/>
+          <w:numId w:val="14"/>
+        </w:numPr>
+        <w:spacing w:line="240" w:lineRule="auto"/>
+        <w:ind w:left="720"/>
+      </w:pPr>
+      <w:r>
+        <w:rPr>
+          <w:lang w:val="en_US" w:bidi="en_US"/>
+        </w:rPr>
+      </w:r>
+      <w:r>
+        <w:rPr>
+          <w:lang w:val="en_US" w:bidi="en_US"/>
+        </w:rPr>
+        <w:t>What happens to believers who die before Christ returns? Paul says they will be raised from the dead first. Then they will be gathered with the living believers to meet the Lord when he appears (</w:t>
+      </w:r>
+      <w:hyperlink r:id="rId37">
         <w:r>
           <w:rPr>
             <w:lang w:val="en_US" w:bidi="en_US"/>
@@ -1194,16 +918,34 @@
             <w:color w:val="0000EE"/>
             <w:u w:val="single"/>
           </w:rPr>
-          <w:t>1:6</w:t>
+          <w:t>1 Thessalonians 4:13–18</w:t>
         </w:r>
       </w:hyperlink>
       <w:r>
         <w:rPr>
           <w:lang w:val="en_US" w:bidi="en_US"/>
         </w:rPr>
-        <w:t xml:space="preserve">; </w:t>
-      </w:r>
-      <w:hyperlink r:id="rId18">
+        <w:t xml:space="preserve">). </w:t>
+      </w:r>
+    </w:p>
+    <w:p>
+      <w:pPr>
+        <w:pStyle w:val="ListNumber"/>
+        <w:spacing w:line="240" w:lineRule="auto"/>
+        <w:ind w:left="720"/>
+      </w:pPr>
+      <w:r>
+        <w:rPr>
+          <w:lang w:val="en_US" w:bidi="en_US"/>
+        </w:rPr>
+      </w:r>
+      <w:r>
+        <w:rPr>
+          <w:lang w:val="en_US" w:bidi="en_US"/>
+        </w:rPr>
+        <w:t>When will Christ return and complete God’s final plan? Paul says that day will come at an unexpected time, like a thief in the night (</w:t>
+      </w:r>
+      <w:hyperlink r:id="rId38">
         <w:r>
           <w:rPr>
             <w:lang w:val="en_US" w:bidi="en_US"/>
@@ -1212,158 +954,14 @@
             <w:color w:val="0000EE"/>
             <w:u w:val="single"/>
           </w:rPr>
-          <w:t>2:14</w:t>
+          <w:t>5:1–11</w:t>
         </w:r>
       </w:hyperlink>
       <w:r>
         <w:rPr>
           <w:lang w:val="en_US" w:bidi="en_US"/>
         </w:rPr>
-        <w:t xml:space="preserve">; </w:t>
-      </w:r>
-      <w:hyperlink r:id="rId19">
-        <w:r>
-          <w:rPr>
-            <w:lang w:val="en_US" w:bidi="en_US"/>
-          </w:rPr>
-          <w:rPr>
-            <w:color w:val="0000EE"/>
-            <w:u w:val="single"/>
-          </w:rPr>
-          <w:t>3:3–4</w:t>
-        </w:r>
-      </w:hyperlink>
-      <w:r>
-        <w:rPr>
-          <w:lang w:val="en_US" w:bidi="en_US"/>
-        </w:rPr>
-        <w:t>). Paul believed they were under attack by Satan, the tempter (</w:t>
-      </w:r>
-      <w:hyperlink r:id="rId23">
-        <w:r>
-          <w:rPr>
-            <w:lang w:val="en_US" w:bidi="en_US"/>
-          </w:rPr>
-          <w:rPr>
-            <w:color w:val="0000EE"/>
-            <w:u w:val="single"/>
-          </w:rPr>
-          <w:t>3:5</w:t>
-        </w:r>
-      </w:hyperlink>
-      <w:r>
-        <w:rPr>
-          <w:lang w:val="en_US" w:bidi="en_US"/>
-        </w:rPr>
-        <w:t>), who had also hindered him from visiting them again (</w:t>
-      </w:r>
-      <w:hyperlink r:id="rId43">
-        <w:r>
-          <w:rPr>
-            <w:lang w:val="en_US" w:bidi="en_US"/>
-          </w:rPr>
-          <w:rPr>
-            <w:color w:val="0000EE"/>
-            <w:u w:val="single"/>
-          </w:rPr>
-          <w:t>2:18</w:t>
-        </w:r>
-      </w:hyperlink>
-      <w:r>
-        <w:rPr>
-          <w:lang w:val="en_US" w:bidi="en_US"/>
-        </w:rPr>
-        <w:t>). When Timothy returned from visiting them, Paul was overjoyed to discover that the Thessalonians were exhibiting the character of people truly converted to Christ. Their lives were marked by faith, love, and hope (</w:t>
-      </w:r>
-      <w:hyperlink r:id="rId49">
-        <w:r>
-          <w:rPr>
-            <w:lang w:val="en_US" w:bidi="en_US"/>
-          </w:rPr>
-          <w:rPr>
-            <w:color w:val="0000EE"/>
-            <w:u w:val="single"/>
-          </w:rPr>
-          <w:t>1:3</w:t>
-        </w:r>
-      </w:hyperlink>
-      <w:r>
-        <w:rPr>
-          <w:lang w:val="en_US" w:bidi="en_US"/>
-        </w:rPr>
-        <w:t xml:space="preserve">; </w:t>
-      </w:r>
-      <w:hyperlink r:id="rId46">
-        <w:r>
-          <w:rPr>
-            <w:lang w:val="en_US" w:bidi="en_US"/>
-          </w:rPr>
-          <w:rPr>
-            <w:color w:val="0000EE"/>
-            <w:u w:val="single"/>
-          </w:rPr>
-          <w:t>3:6</w:t>
-        </w:r>
-      </w:hyperlink>
-      <w:r>
-        <w:rPr>
-          <w:lang w:val="en_US" w:bidi="en_US"/>
-        </w:rPr>
-        <w:t xml:space="preserve">; </w:t>
-      </w:r>
-      <w:hyperlink r:id="rId50">
-        <w:r>
-          <w:rPr>
-            <w:lang w:val="en_US" w:bidi="en_US"/>
-          </w:rPr>
-          <w:rPr>
-            <w:color w:val="0000EE"/>
-            <w:u w:val="single"/>
-          </w:rPr>
-          <w:t>5:8</w:t>
-        </w:r>
-      </w:hyperlink>
-      <w:r>
-        <w:rPr>
-          <w:lang w:val="en_US" w:bidi="en_US"/>
-        </w:rPr>
-        <w:t>). They even helped to spread the Good News throughout the surrounding regions (</w:t>
-      </w:r>
-      <w:hyperlink r:id="rId51">
-        <w:r>
-          <w:rPr>
-            <w:lang w:val="en_US" w:bidi="en_US"/>
-          </w:rPr>
-          <w:rPr>
-            <w:color w:val="0000EE"/>
-            <w:u w:val="single"/>
-          </w:rPr>
-          <w:t>1:8</w:t>
-        </w:r>
-      </w:hyperlink>
-      <w:r>
-        <w:rPr>
-          <w:lang w:val="en_US" w:bidi="en_US"/>
-        </w:rPr>
-        <w:t>) and became examples for other believers of true faith in the midst of suffering (</w:t>
-      </w:r>
-      <w:hyperlink r:id="rId52">
-        <w:r>
-          <w:rPr>
-            <w:lang w:val="en_US" w:bidi="en_US"/>
-          </w:rPr>
-          <w:rPr>
-            <w:color w:val="0000EE"/>
-            <w:u w:val="single"/>
-          </w:rPr>
-          <w:t>1:6–7</w:t>
-        </w:r>
-      </w:hyperlink>
-      <w:r>
-        <w:rPr>
-          <w:lang w:val="en_US" w:bidi="en_US"/>
-        </w:rPr>
-        <w:t>).</w:t>
+        <w:t>). So they should be ready by living with faith, love, and hope.</w:t>
       </w:r>
     </w:p>
     <w:p>
@@ -1377,9 +975,9 @@
         <w:rPr>
           <w:lang w:val="en_US" w:bidi="en_US"/>
         </w:rPr>
-        <w:t>What enabled the Thessalonians to stand firm in faith in the face of great adversity? Some might attribute such perseverance to simple resolve, good upbringing, or just “blind faith.” But Paul emphasizes that believers are chosen by God (</w:t>
-      </w:r>
-      <w:hyperlink r:id="rId53">
+        <w:t>The letter ends with several instructions about how to live in a way that pleases God. Paul reminds the church to honor its new leaders (</w:t>
+      </w:r>
+      <w:hyperlink r:id="rId39">
         <w:r>
           <w:rPr>
             <w:lang w:val="en_US" w:bidi="en_US"/>
@@ -1388,16 +986,16 @@
             <w:color w:val="0000EE"/>
             <w:u w:val="single"/>
           </w:rPr>
-          <w:t>1:4</w:t>
+          <w:t>5:12–13</w:t>
         </w:r>
       </w:hyperlink>
       <w:r>
         <w:rPr>
           <w:lang w:val="en_US" w:bidi="en_US"/>
         </w:rPr>
-        <w:t>) and that the Good News is the divine message and witness of God’s power (</w:t>
-      </w:r>
-      <w:hyperlink r:id="rId54">
+        <w:t>). Paul also tells the Thessalonians not to reject prophecies, or messages that claim to come from God. Instead, they should test them carefully (</w:t>
+      </w:r>
+      <w:hyperlink r:id="rId40">
         <w:r>
           <w:rPr>
             <w:lang w:val="en_US" w:bidi="en_US"/>
@@ -1406,16 +1004,16 @@
             <w:color w:val="0000EE"/>
             <w:u w:val="single"/>
           </w:rPr>
-          <w:t>1:5</w:t>
+          <w:t>5:19–22</w:t>
         </w:r>
       </w:hyperlink>
       <w:r>
         <w:rPr>
           <w:lang w:val="en_US" w:bidi="en_US"/>
         </w:rPr>
-        <w:t>). When people receive this message, it continues to work powerfully in them (</w:t>
-      </w:r>
-      <w:hyperlink r:id="rId27">
+        <w:t>). The letter ends with a blessing. This blessing shows Paul’s complete trust that God is faithful and will continue to work in their lives (</w:t>
+      </w:r>
+      <w:hyperlink r:id="rId41">
         <w:r>
           <w:rPr>
             <w:lang w:val="en_US" w:bidi="en_US"/>
@@ -1424,68 +1022,25 @@
             <w:color w:val="0000EE"/>
             <w:u w:val="single"/>
           </w:rPr>
-          <w:t>2:13</w:t>
+          <w:t>5:23–24</w:t>
         </w:r>
       </w:hyperlink>
       <w:r>
         <w:rPr>
           <w:lang w:val="en_US" w:bidi="en_US"/>
         </w:rPr>
-        <w:t>). Genuine conversion means turning to the true God in repentance and serving him while awaiting the return of his Son from heaven (</w:t>
-      </w:r>
-      <w:hyperlink r:id="rId55">
-        <w:r>
-          <w:rPr>
-            <w:lang w:val="en_US" w:bidi="en_US"/>
-          </w:rPr>
-          <w:rPr>
-            <w:color w:val="0000EE"/>
-            <w:u w:val="single"/>
-          </w:rPr>
-          <w:t>1:9–10</w:t>
-        </w:r>
-      </w:hyperlink>
-      <w:r>
-        <w:rPr>
-          <w:lang w:val="en_US" w:bidi="en_US"/>
-        </w:rPr>
-        <w:t>). Although the Christians in Thessalonica were young in the faith, separated from their church founders, and suffering for their conversion to Christ, God was at work in them. Such strength of faith is the work of Christ (</w:t>
-      </w:r>
-      <w:hyperlink r:id="rId56">
-        <w:r>
-          <w:rPr>
-            <w:lang w:val="en_US" w:bidi="en_US"/>
-          </w:rPr>
-          <w:rPr>
-            <w:color w:val="0000EE"/>
-            <w:u w:val="single"/>
-          </w:rPr>
-          <w:t>3:8</w:t>
-        </w:r>
-      </w:hyperlink>
-      <w:r>
-        <w:rPr>
-          <w:lang w:val="en_US" w:bidi="en_US"/>
-        </w:rPr>
-        <w:t xml:space="preserve">, </w:t>
-      </w:r>
-      <w:hyperlink r:id="rId57">
-        <w:r>
-          <w:rPr>
-            <w:lang w:val="en_US" w:bidi="en_US"/>
-          </w:rPr>
-          <w:rPr>
-            <w:color w:val="0000EE"/>
-            <w:u w:val="single"/>
-          </w:rPr>
-          <w:t>13</w:t>
-        </w:r>
-      </w:hyperlink>
-      <w:r>
-        <w:rPr>
-          <w:lang w:val="en_US" w:bidi="en_US"/>
-        </w:rPr>
         <w:t>).</w:t>
+      </w:r>
+    </w:p>
+    <w:p>
+      <w:pPr>
+        <w:pStyle w:val="Heading2"/>
+      </w:pPr>
+      <w:r>
+        <w:rPr>
+          <w:lang w:val="en_US" w:bidi="en_US"/>
+        </w:rPr>
+        <w:t>Author</w:t>
       </w:r>
     </w:p>
     <w:p>
@@ -1499,9 +1054,9 @@
         <w:rPr>
           <w:lang w:val="en_US" w:bidi="en_US"/>
         </w:rPr>
-        <w:t>Still, these new Christians needed to grow in moral character and theological understanding. Paul had warned the Thessalonians about sexual immorality, but some dismissed his teaching (</w:t>
-      </w:r>
-      <w:hyperlink r:id="rId58">
+        <w:t>Silas and Timothy helped Paul start the church in Thessalonica. Their names appear with Paul’s name at the beginning of the letter (</w:t>
+      </w:r>
+      <w:hyperlink r:id="rId42">
         <w:r>
           <w:rPr>
             <w:lang w:val="en_US" w:bidi="en_US"/>
@@ -1510,16 +1065,29 @@
             <w:color w:val="0000EE"/>
             <w:u w:val="single"/>
           </w:rPr>
-          <w:t>4:3–8</w:t>
+          <w:t>1:1</w:t>
         </w:r>
       </w:hyperlink>
       <w:r>
         <w:rPr>
           <w:lang w:val="en_US" w:bidi="en_US"/>
         </w:rPr>
-        <w:t>). They also did not understand that their belief in Christ’s resurrection was their source of hope in the face of the bitter reality of death (</w:t>
-      </w:r>
-      <w:hyperlink r:id="rId37">
+        <w:t xml:space="preserve">). Most of the letter uses the word </w:t>
+      </w:r>
+      <w:r>
+        <w:rPr>
+          <w:i/>
+          <w:lang w:val="en_US" w:bidi="en_US"/>
+        </w:rPr>
+        <w:t>we</w:t>
+      </w:r>
+      <w:r>
+        <w:rPr>
+          <w:lang w:val="en_US" w:bidi="en_US"/>
+        </w:rPr>
+        <w:t>. This may mean that Silas and Timothy helped write the letter. Paul sometimes speaks for himself when he shares his own concerns (</w:t>
+      </w:r>
+      <w:hyperlink r:id="rId43">
         <w:r>
           <w:rPr>
             <w:lang w:val="en_US" w:bidi="en_US"/>
@@ -1528,16 +1096,16 @@
             <w:color w:val="0000EE"/>
             <w:u w:val="single"/>
           </w:rPr>
-          <w:t>4:13–18</w:t>
+          <w:t>2:18</w:t>
         </w:r>
       </w:hyperlink>
       <w:r>
         <w:rPr>
           <w:lang w:val="en_US" w:bidi="en_US"/>
         </w:rPr>
-        <w:t>). They were confused about when Christ would return (</w:t>
-      </w:r>
-      <w:hyperlink r:id="rId38">
+        <w:t xml:space="preserve">; </w:t>
+      </w:r>
+      <w:hyperlink r:id="rId23">
         <w:r>
           <w:rPr>
             <w:lang w:val="en_US" w:bidi="en_US"/>
@@ -1546,16 +1114,16 @@
             <w:color w:val="0000EE"/>
             <w:u w:val="single"/>
           </w:rPr>
-          <w:t>5:1–11</w:t>
+          <w:t>3:5</w:t>
         </w:r>
       </w:hyperlink>
       <w:r>
         <w:rPr>
           <w:lang w:val="en_US" w:bidi="en_US"/>
         </w:rPr>
-        <w:t>). Some in the church did not heed Paul’s teaching about work (</w:t>
-      </w:r>
-      <w:hyperlink r:id="rId59">
+        <w:t xml:space="preserve">; </w:t>
+      </w:r>
+      <w:hyperlink r:id="rId44">
         <w:r>
           <w:rPr>
             <w:lang w:val="en_US" w:bidi="en_US"/>
@@ -1564,68 +1132,14 @@
             <w:color w:val="0000EE"/>
             <w:u w:val="single"/>
           </w:rPr>
-          <w:t>4:11</w:t>
+          <w:t>5:27</w:t>
         </w:r>
       </w:hyperlink>
       <w:r>
         <w:rPr>
           <w:lang w:val="en_US" w:bidi="en_US"/>
         </w:rPr>
-        <w:t xml:space="preserve">; </w:t>
-      </w:r>
-      <w:hyperlink r:id="rId35">
-        <w:r>
-          <w:rPr>
-            <w:lang w:val="en_US" w:bidi="en_US"/>
-          </w:rPr>
-          <w:rPr>
-            <w:color w:val="0000EE"/>
-            <w:u w:val="single"/>
-          </w:rPr>
-          <w:t>5:14</w:t>
-        </w:r>
-      </w:hyperlink>
-      <w:r>
-        <w:rPr>
-          <w:lang w:val="en_US" w:bidi="en_US"/>
-        </w:rPr>
-        <w:t>), and others were not properly respecting the emerging leaders in the church (</w:t>
-      </w:r>
-      <w:hyperlink r:id="rId39">
-        <w:r>
-          <w:rPr>
-            <w:lang w:val="en_US" w:bidi="en_US"/>
-          </w:rPr>
-          <w:rPr>
-            <w:color w:val="0000EE"/>
-            <w:u w:val="single"/>
-          </w:rPr>
-          <w:t>5:12–13</w:t>
-        </w:r>
-      </w:hyperlink>
-      <w:r>
-        <w:rPr>
-          <w:lang w:val="en_US" w:bidi="en_US"/>
-        </w:rPr>
-        <w:t>). Finally, some Thessalonians were repressing prophecy in the church (</w:t>
-      </w:r>
-      <w:hyperlink r:id="rId40">
-        <w:r>
-          <w:rPr>
-            <w:lang w:val="en_US" w:bidi="en_US"/>
-          </w:rPr>
-          <w:rPr>
-            <w:color w:val="0000EE"/>
-            <w:u w:val="single"/>
-          </w:rPr>
-          <w:t>5:19–22</w:t>
-        </w:r>
-      </w:hyperlink>
-      <w:r>
-        <w:rPr>
-          <w:lang w:val="en_US" w:bidi="en_US"/>
-        </w:rPr>
-        <w:t>).</w:t>
+        <w:t xml:space="preserve">). </w:t>
       </w:r>
     </w:p>
     <w:p>
@@ -1639,9 +1153,9 @@
         <w:rPr>
           <w:lang w:val="en_US" w:bidi="en_US"/>
         </w:rPr>
-        <w:t>Although correction may seem distasteful, we need it for proper moral and theological growth. Paul, as a wise pastor, writes this letter to help the Thessalonian believers with these issues. His hope is that the letter will address these problems until he is able to return (</w:t>
-      </w:r>
-      <w:hyperlink r:id="rId60">
+        <w:t xml:space="preserve">In the ancient world, more than one person could help write a letter. For example, Cicero, a Roman writer, mentions “letters—both that which you wrote with others and the one you wrote alone.” Even so, the final command in </w:t>
+      </w:r>
+      <w:hyperlink r:id="rId44">
         <w:r>
           <w:rPr>
             <w:lang w:val="en_US" w:bidi="en_US"/>
@@ -1650,16 +1164,41 @@
             <w:color w:val="0000EE"/>
             <w:u w:val="single"/>
           </w:rPr>
-          <w:t>3:10</w:t>
+          <w:t>5:27</w:t>
         </w:r>
       </w:hyperlink>
       <w:r>
         <w:rPr>
           <w:lang w:val="en_US" w:bidi="en_US"/>
         </w:rPr>
-        <w:t>). In the end, every leader should entrust believers to God’s work in their lives (</w:t>
-      </w:r>
-      <w:hyperlink r:id="rId61">
+        <w:t xml:space="preserve"> suggests that Paul had the main role in writing the letter. Silas and Timothy may have helped, but Paul seems to have guided the letter most directly.</w:t>
+      </w:r>
+    </w:p>
+    <w:p>
+      <w:pPr>
+        <w:pStyle w:val="Heading2"/>
+      </w:pPr>
+      <w:r>
+        <w:rPr>
+          <w:lang w:val="en_US" w:bidi="en_US"/>
+        </w:rPr>
+        <w:t>Date and Occasion of Writing</w:t>
+      </w:r>
+    </w:p>
+    <w:p>
+      <w:pPr/>
+      <w:r>
+        <w:rPr>
+          <w:lang w:val="en_US" w:bidi="en_US"/>
+        </w:rPr>
+      </w:r>
+      <w:r>
+        <w:rPr>
+          <w:lang w:val="en_US" w:bidi="en_US"/>
+        </w:rPr>
+        <w:t>Paul wrote this letter from Corinth during his second missionary journey (</w:t>
+      </w:r>
+      <w:hyperlink r:id="rId45">
         <w:r>
           <w:rPr>
             <w:lang w:val="en_US" w:bidi="en_US"/>
@@ -1668,6 +1207,647 @@
             <w:color w:val="0000EE"/>
             <w:u w:val="single"/>
           </w:rPr>
+          <w:t>Acts 15:36–18:22</w:t>
+        </w:r>
+      </w:hyperlink>
+      <w:r>
+        <w:rPr>
+          <w:lang w:val="en_US" w:bidi="en_US"/>
+        </w:rPr>
+        <w:t>). He wrote it after Timothy returned from visiting the church in Thessalonica (</w:t>
+      </w:r>
+      <w:hyperlink r:id="rId46">
+        <w:r>
+          <w:rPr>
+            <w:lang w:val="en_US" w:bidi="en_US"/>
+          </w:rPr>
+          <w:rPr>
+            <w:color w:val="0000EE"/>
+            <w:u w:val="single"/>
+          </w:rPr>
+          <w:t>1 Thessalonians 3:6</w:t>
+        </w:r>
+      </w:hyperlink>
+      <w:r>
+        <w:rPr>
+          <w:lang w:val="en_US" w:bidi="en_US"/>
+        </w:rPr>
+        <w:t xml:space="preserve">; </w:t>
+      </w:r>
+      <w:hyperlink r:id="rId47">
+        <w:r>
+          <w:rPr>
+            <w:lang w:val="en_US" w:bidi="en_US"/>
+          </w:rPr>
+          <w:rPr>
+            <w:color w:val="0000EE"/>
+            <w:u w:val="single"/>
+          </w:rPr>
+          <w:t>Acts 18:5</w:t>
+        </w:r>
+      </w:hyperlink>
+      <w:r>
+        <w:rPr>
+          <w:lang w:val="en_US" w:bidi="en_US"/>
+        </w:rPr>
+        <w:t>). Gallio became proconsul, or Roman governor, of Achaia in AD 51. This happened while Paul was staying in Corinth (</w:t>
+      </w:r>
+      <w:hyperlink r:id="rId48">
+        <w:r>
+          <w:rPr>
+            <w:lang w:val="en_US" w:bidi="en_US"/>
+          </w:rPr>
+          <w:rPr>
+            <w:color w:val="0000EE"/>
+            <w:u w:val="single"/>
+          </w:rPr>
+          <w:t>Acts 18:11–12</w:t>
+        </w:r>
+      </w:hyperlink>
+      <w:r>
+        <w:rPr>
+          <w:lang w:val="en_US" w:bidi="en_US"/>
+        </w:rPr>
+        <w:t>). For this reason, Paul probably wrote First Thessalonians near the end of AD 50.</w:t>
+      </w:r>
+    </w:p>
+    <w:p>
+      <w:pPr/>
+      <w:r>
+        <w:rPr>
+          <w:lang w:val="en_US" w:bidi="en_US"/>
+        </w:rPr>
+      </w:r>
+      <w:r>
+        <w:rPr>
+          <w:lang w:val="en_US" w:bidi="en_US"/>
+        </w:rPr>
+        <w:t>First Thessalonians is one of Paul’s earliest letters. Only Galatians was probably written earlier.</w:t>
+      </w:r>
+    </w:p>
+    <w:p>
+      <w:pPr>
+        <w:pStyle w:val="Heading2"/>
+      </w:pPr>
+      <w:r>
+        <w:rPr>
+          <w:lang w:val="en_US" w:bidi="en_US"/>
+        </w:rPr>
+        <w:t>Meaning and Message</w:t>
+      </w:r>
+    </w:p>
+    <w:p>
+      <w:pPr/>
+      <w:r>
+        <w:rPr>
+          <w:lang w:val="en_US" w:bidi="en_US"/>
+        </w:rPr>
+      </w:r>
+      <w:r>
+        <w:rPr>
+          <w:lang w:val="en_US" w:bidi="en_US"/>
+        </w:rPr>
+        <w:t>First Thessalonians shows the life and struggles of a new church. These new believers faced many challenges because Paul and the other church founders were with them for only a short time. The believers were suffering strong opposition from their own people because of their faith (</w:t>
+      </w:r>
+      <w:hyperlink r:id="rId17">
+        <w:r>
+          <w:rPr>
+            <w:lang w:val="en_US" w:bidi="en_US"/>
+          </w:rPr>
+          <w:rPr>
+            <w:color w:val="0000EE"/>
+            <w:u w:val="single"/>
+          </w:rPr>
+          <w:t>1 Thessalonians 1:6</w:t>
+        </w:r>
+      </w:hyperlink>
+      <w:r>
+        <w:rPr>
+          <w:lang w:val="en_US" w:bidi="en_US"/>
+        </w:rPr>
+        <w:t xml:space="preserve">; </w:t>
+      </w:r>
+      <w:hyperlink r:id="rId18">
+        <w:r>
+          <w:rPr>
+            <w:lang w:val="en_US" w:bidi="en_US"/>
+          </w:rPr>
+          <w:rPr>
+            <w:color w:val="0000EE"/>
+            <w:u w:val="single"/>
+          </w:rPr>
+          <w:t>2:14</w:t>
+        </w:r>
+      </w:hyperlink>
+      <w:r>
+        <w:rPr>
+          <w:lang w:val="en_US" w:bidi="en_US"/>
+        </w:rPr>
+        <w:t xml:space="preserve">; </w:t>
+      </w:r>
+      <w:hyperlink r:id="rId19">
+        <w:r>
+          <w:rPr>
+            <w:lang w:val="en_US" w:bidi="en_US"/>
+          </w:rPr>
+          <w:rPr>
+            <w:color w:val="0000EE"/>
+            <w:u w:val="single"/>
+          </w:rPr>
+          <w:t>3:3–4</w:t>
+        </w:r>
+      </w:hyperlink>
+      <w:r>
+        <w:rPr>
+          <w:lang w:val="en_US" w:bidi="en_US"/>
+        </w:rPr>
+        <w:t>). Paul believed Satan, the tempter, was attacking them (</w:t>
+      </w:r>
+      <w:hyperlink r:id="rId23">
+        <w:r>
+          <w:rPr>
+            <w:lang w:val="en_US" w:bidi="en_US"/>
+          </w:rPr>
+          <w:rPr>
+            <w:color w:val="0000EE"/>
+            <w:u w:val="single"/>
+          </w:rPr>
+          <w:t>3:5</w:t>
+        </w:r>
+      </w:hyperlink>
+      <w:r>
+        <w:rPr>
+          <w:lang w:val="en_US" w:bidi="en_US"/>
+        </w:rPr>
+        <w:t>). Paul also believed Satan had stopped him from visiting them again (</w:t>
+      </w:r>
+      <w:hyperlink r:id="rId43">
+        <w:r>
+          <w:rPr>
+            <w:lang w:val="en_US" w:bidi="en_US"/>
+          </w:rPr>
+          <w:rPr>
+            <w:color w:val="0000EE"/>
+            <w:u w:val="single"/>
+          </w:rPr>
+          <w:t>2:18</w:t>
+        </w:r>
+      </w:hyperlink>
+      <w:r>
+        <w:rPr>
+          <w:lang w:val="en_US" w:bidi="en_US"/>
+        </w:rPr>
+        <w:t xml:space="preserve">). </w:t>
+      </w:r>
+    </w:p>
+    <w:p>
+      <w:pPr/>
+      <w:r>
+        <w:rPr>
+          <w:lang w:val="en_US" w:bidi="en_US"/>
+        </w:rPr>
+      </w:r>
+      <w:r>
+        <w:rPr>
+          <w:lang w:val="en_US" w:bidi="en_US"/>
+        </w:rPr>
+        <w:t>When Timothy returned from visiting them, Paul was very glad. He learned that the Thessalonians were living like people who truly belonged to Christ. Their lives showed faith, love, and hope (</w:t>
+      </w:r>
+      <w:hyperlink r:id="rId49">
+        <w:r>
+          <w:rPr>
+            <w:lang w:val="en_US" w:bidi="en_US"/>
+          </w:rPr>
+          <w:rPr>
+            <w:color w:val="0000EE"/>
+            <w:u w:val="single"/>
+          </w:rPr>
+          <w:t>1:3</w:t>
+        </w:r>
+      </w:hyperlink>
+      <w:r>
+        <w:rPr>
+          <w:lang w:val="en_US" w:bidi="en_US"/>
+        </w:rPr>
+        <w:t xml:space="preserve">; </w:t>
+      </w:r>
+      <w:hyperlink r:id="rId46">
+        <w:r>
+          <w:rPr>
+            <w:lang w:val="en_US" w:bidi="en_US"/>
+          </w:rPr>
+          <w:rPr>
+            <w:color w:val="0000EE"/>
+            <w:u w:val="single"/>
+          </w:rPr>
+          <w:t>3:6</w:t>
+        </w:r>
+      </w:hyperlink>
+      <w:r>
+        <w:rPr>
+          <w:lang w:val="en_US" w:bidi="en_US"/>
+        </w:rPr>
+        <w:t xml:space="preserve">; </w:t>
+      </w:r>
+      <w:hyperlink r:id="rId50">
+        <w:r>
+          <w:rPr>
+            <w:lang w:val="en_US" w:bidi="en_US"/>
+          </w:rPr>
+          <w:rPr>
+            <w:color w:val="0000EE"/>
+            <w:u w:val="single"/>
+          </w:rPr>
+          <w:t>5:8</w:t>
+        </w:r>
+      </w:hyperlink>
+      <w:r>
+        <w:rPr>
+          <w:lang w:val="en_US" w:bidi="en_US"/>
+        </w:rPr>
+        <w:t>). They also helped spread the good news in the nearby regions (</w:t>
+      </w:r>
+      <w:hyperlink r:id="rId51">
+        <w:r>
+          <w:rPr>
+            <w:lang w:val="en_US" w:bidi="en_US"/>
+          </w:rPr>
+          <w:rPr>
+            <w:color w:val="0000EE"/>
+            <w:u w:val="single"/>
+          </w:rPr>
+          <w:t>1:8</w:t>
+        </w:r>
+      </w:hyperlink>
+      <w:r>
+        <w:rPr>
+          <w:lang w:val="en_US" w:bidi="en_US"/>
+        </w:rPr>
+        <w:t>). They became examples of true faith for other believers, even while they were suffering (</w:t>
+      </w:r>
+      <w:hyperlink r:id="rId52">
+        <w:r>
+          <w:rPr>
+            <w:lang w:val="en_US" w:bidi="en_US"/>
+          </w:rPr>
+          <w:rPr>
+            <w:color w:val="0000EE"/>
+            <w:u w:val="single"/>
+          </w:rPr>
+          <w:t>1:6–7</w:t>
+        </w:r>
+      </w:hyperlink>
+      <w:r>
+        <w:rPr>
+          <w:lang w:val="en_US" w:bidi="en_US"/>
+        </w:rPr>
+        <w:t>).</w:t>
+      </w:r>
+    </w:p>
+    <w:p>
+      <w:pPr/>
+      <w:r>
+        <w:rPr>
+          <w:lang w:val="en_US" w:bidi="en_US"/>
+        </w:rPr>
+      </w:r>
+      <w:r>
+        <w:rPr>
+          <w:lang w:val="en_US" w:bidi="en_US"/>
+        </w:rPr>
+        <w:t>What helped the Thessalonians stay strong in faith during great suffering? Some people might say they stayed faithful because of strong personal choice, good training, or “blind faith,” which means belief without clear reason. But Paul says that God chose the believers (</w:t>
+      </w:r>
+      <w:hyperlink r:id="rId53">
+        <w:r>
+          <w:rPr>
+            <w:lang w:val="en_US" w:bidi="en_US"/>
+          </w:rPr>
+          <w:rPr>
+            <w:color w:val="0000EE"/>
+            <w:u w:val="single"/>
+          </w:rPr>
+          <w:t>1:4</w:t>
+        </w:r>
+      </w:hyperlink>
+      <w:r>
+        <w:rPr>
+          <w:lang w:val="en_US" w:bidi="en_US"/>
+        </w:rPr>
+        <w:t>). He also says that the good news about Jesus is God’s own message and shows God’s power (</w:t>
+      </w:r>
+      <w:hyperlink r:id="rId54">
+        <w:r>
+          <w:rPr>
+            <w:lang w:val="en_US" w:bidi="en_US"/>
+          </w:rPr>
+          <w:rPr>
+            <w:color w:val="0000EE"/>
+            <w:u w:val="single"/>
+          </w:rPr>
+          <w:t>1:5</w:t>
+        </w:r>
+      </w:hyperlink>
+      <w:r>
+        <w:rPr>
+          <w:lang w:val="en_US" w:bidi="en_US"/>
+        </w:rPr>
+        <w:t xml:space="preserve">). </w:t>
+      </w:r>
+    </w:p>
+    <w:p>
+      <w:pPr/>
+      <w:r>
+        <w:rPr>
+          <w:lang w:val="en_US" w:bidi="en_US"/>
+        </w:rPr>
+      </w:r>
+      <w:r>
+        <w:rPr>
+          <w:lang w:val="en_US" w:bidi="en_US"/>
+        </w:rPr>
+        <w:t>When people receive this message, it continues to work powerfully in them (</w:t>
+      </w:r>
+      <w:hyperlink r:id="rId27">
+        <w:r>
+          <w:rPr>
+            <w:lang w:val="en_US" w:bidi="en_US"/>
+          </w:rPr>
+          <w:rPr>
+            <w:color w:val="0000EE"/>
+            <w:u w:val="single"/>
+          </w:rPr>
+          <w:t>2:13</w:t>
+        </w:r>
+      </w:hyperlink>
+      <w:r>
+        <w:rPr>
+          <w:lang w:val="en_US" w:bidi="en_US"/>
+        </w:rPr>
+        <w:t>). True conversion means turning away from sin and idols and turning to the true God. It also means serving God while waiting for his Son to return from heaven (</w:t>
+      </w:r>
+      <w:hyperlink r:id="rId55">
+        <w:r>
+          <w:rPr>
+            <w:lang w:val="en_US" w:bidi="en_US"/>
+          </w:rPr>
+          <w:rPr>
+            <w:color w:val="0000EE"/>
+            <w:u w:val="single"/>
+          </w:rPr>
+          <w:t>1:9–10</w:t>
+        </w:r>
+      </w:hyperlink>
+      <w:r>
+        <w:rPr>
+          <w:lang w:val="en_US" w:bidi="en_US"/>
+        </w:rPr>
+        <w:t xml:space="preserve">). </w:t>
+      </w:r>
+    </w:p>
+    <w:p>
+      <w:pPr/>
+      <w:r>
+        <w:rPr>
+          <w:lang w:val="en_US" w:bidi="en_US"/>
+        </w:rPr>
+      </w:r>
+      <w:r>
+        <w:rPr>
+          <w:lang w:val="en_US" w:bidi="en_US"/>
+        </w:rPr>
+        <w:t>The Christians in Thessalonica were young in the faith. They were separated from the people who started their church. They also suffered because they had trusted in Christ. Even so, God was at work in them. Their strong faith was the work of Christ (</w:t>
+      </w:r>
+      <w:hyperlink r:id="rId56">
+        <w:r>
+          <w:rPr>
+            <w:lang w:val="en_US" w:bidi="en_US"/>
+          </w:rPr>
+          <w:rPr>
+            <w:color w:val="0000EE"/>
+            <w:u w:val="single"/>
+          </w:rPr>
+          <w:t>3:8</w:t>
+        </w:r>
+      </w:hyperlink>
+      <w:r>
+        <w:rPr>
+          <w:lang w:val="en_US" w:bidi="en_US"/>
+        </w:rPr>
+        <w:t xml:space="preserve">, </w:t>
+      </w:r>
+      <w:hyperlink r:id="rId57">
+        <w:r>
+          <w:rPr>
+            <w:lang w:val="en_US" w:bidi="en_US"/>
+          </w:rPr>
+          <w:rPr>
+            <w:color w:val="0000EE"/>
+            <w:u w:val="single"/>
+          </w:rPr>
+          <w:t>13</w:t>
+        </w:r>
+      </w:hyperlink>
+      <w:r>
+        <w:rPr>
+          <w:lang w:val="en_US" w:bidi="en_US"/>
+        </w:rPr>
+        <w:t>).</w:t>
+      </w:r>
+    </w:p>
+    <w:p>
+      <w:pPr/>
+      <w:r>
+        <w:rPr>
+          <w:lang w:val="en_US" w:bidi="en_US"/>
+        </w:rPr>
+      </w:r>
+      <w:r>
+        <w:rPr>
+          <w:lang w:val="en_US" w:bidi="en_US"/>
+        </w:rPr>
+        <w:t>Still, these new Christians needed to grow in right living and in their understanding of God’s truth. Paul had warned the Thessalonians about sexual immorality, or wrong sexual behavior. But some people rejected his teaching (</w:t>
+      </w:r>
+      <w:hyperlink r:id="rId58">
+        <w:r>
+          <w:rPr>
+            <w:lang w:val="en_US" w:bidi="en_US"/>
+          </w:rPr>
+          <w:rPr>
+            <w:color w:val="0000EE"/>
+            <w:u w:val="single"/>
+          </w:rPr>
+          <w:t>4:3–8</w:t>
+        </w:r>
+      </w:hyperlink>
+      <w:r>
+        <w:rPr>
+          <w:lang w:val="en_US" w:bidi="en_US"/>
+        </w:rPr>
+        <w:t>). They also did not understand how Christ’s resurrection gave them hope when other believers died. Christ’s resurrection means that God raised Jesus from the dead (</w:t>
+      </w:r>
+      <w:hyperlink r:id="rId37">
+        <w:r>
+          <w:rPr>
+            <w:lang w:val="en_US" w:bidi="en_US"/>
+          </w:rPr>
+          <w:rPr>
+            <w:color w:val="0000EE"/>
+            <w:u w:val="single"/>
+          </w:rPr>
+          <w:t>4:13–18</w:t>
+        </w:r>
+      </w:hyperlink>
+      <w:r>
+        <w:rPr>
+          <w:lang w:val="en_US" w:bidi="en_US"/>
+        </w:rPr>
+        <w:t xml:space="preserve">). </w:t>
+      </w:r>
+    </w:p>
+    <w:p>
+      <w:pPr/>
+      <w:r>
+        <w:rPr>
+          <w:lang w:val="en_US" w:bidi="en_US"/>
+        </w:rPr>
+      </w:r>
+      <w:r>
+        <w:rPr>
+          <w:lang w:val="en_US" w:bidi="en_US"/>
+        </w:rPr>
+        <w:t>They were confused about when Christ would return (</w:t>
+      </w:r>
+      <w:hyperlink r:id="rId38">
+        <w:r>
+          <w:rPr>
+            <w:lang w:val="en_US" w:bidi="en_US"/>
+          </w:rPr>
+          <w:rPr>
+            <w:color w:val="0000EE"/>
+            <w:u w:val="single"/>
+          </w:rPr>
+          <w:t>5:1–11</w:t>
+        </w:r>
+      </w:hyperlink>
+      <w:r>
+        <w:rPr>
+          <w:lang w:val="en_US" w:bidi="en_US"/>
+        </w:rPr>
+        <w:t>). Some people in the church did not follow Paul’s teaching about work (</w:t>
+      </w:r>
+      <w:hyperlink r:id="rId59">
+        <w:r>
+          <w:rPr>
+            <w:lang w:val="en_US" w:bidi="en_US"/>
+          </w:rPr>
+          <w:rPr>
+            <w:color w:val="0000EE"/>
+            <w:u w:val="single"/>
+          </w:rPr>
+          <w:t>4:11</w:t>
+        </w:r>
+      </w:hyperlink>
+      <w:r>
+        <w:rPr>
+          <w:lang w:val="en_US" w:bidi="en_US"/>
+        </w:rPr>
+        <w:t xml:space="preserve">; </w:t>
+      </w:r>
+      <w:hyperlink r:id="rId35">
+        <w:r>
+          <w:rPr>
+            <w:lang w:val="en_US" w:bidi="en_US"/>
+          </w:rPr>
+          <w:rPr>
+            <w:color w:val="0000EE"/>
+            <w:u w:val="single"/>
+          </w:rPr>
+          <w:t>5:14</w:t>
+        </w:r>
+      </w:hyperlink>
+      <w:r>
+        <w:rPr>
+          <w:lang w:val="en_US" w:bidi="en_US"/>
+        </w:rPr>
+        <w:t>). Others did not show proper respect to the new leaders in the church (</w:t>
+      </w:r>
+      <w:hyperlink r:id="rId39">
+        <w:r>
+          <w:rPr>
+            <w:lang w:val="en_US" w:bidi="en_US"/>
+          </w:rPr>
+          <w:rPr>
+            <w:color w:val="0000EE"/>
+            <w:u w:val="single"/>
+          </w:rPr>
+          <w:t>5:12–13</w:t>
+        </w:r>
+      </w:hyperlink>
+      <w:r>
+        <w:rPr>
+          <w:lang w:val="en_US" w:bidi="en_US"/>
+        </w:rPr>
+        <w:t>). Finally, some Thessalonians were stopping prophecy in the church (</w:t>
+      </w:r>
+      <w:hyperlink r:id="rId40">
+        <w:r>
+          <w:rPr>
+            <w:lang w:val="en_US" w:bidi="en_US"/>
+          </w:rPr>
+          <w:rPr>
+            <w:color w:val="0000EE"/>
+            <w:u w:val="single"/>
+          </w:rPr>
+          <w:t>5:19–22</w:t>
+        </w:r>
+      </w:hyperlink>
+      <w:r>
+        <w:rPr>
+          <w:lang w:val="en_US" w:bidi="en_US"/>
+        </w:rPr>
+        <w:t>).</w:t>
+      </w:r>
+    </w:p>
+    <w:p>
+      <w:pPr/>
+      <w:r>
+        <w:rPr>
+          <w:lang w:val="en_US" w:bidi="en_US"/>
+        </w:rPr>
+      </w:r>
+      <w:r>
+        <w:rPr>
+          <w:lang w:val="en_US" w:bidi="en_US"/>
+        </w:rPr>
+        <w:t>Correction may feel unpleasant, but we need it to grow in right living and in our understanding of God’s truth. Paul writes this letter as a wise pastor. He wants to help the Thessalonian believers with these problems. Paul hopes the letter will guide them until he can return to them (</w:t>
+      </w:r>
+      <w:hyperlink r:id="rId60">
+        <w:r>
+          <w:rPr>
+            <w:lang w:val="en_US" w:bidi="en_US"/>
+          </w:rPr>
+          <w:rPr>
+            <w:color w:val="0000EE"/>
+            <w:u w:val="single"/>
+          </w:rPr>
+          <w:t>3:10</w:t>
+        </w:r>
+      </w:hyperlink>
+      <w:r>
+        <w:rPr>
+          <w:lang w:val="en_US" w:bidi="en_US"/>
+        </w:rPr>
+        <w:t>). In the end, every leader should trust God to keep working in believers’ lives (</w:t>
+      </w:r>
+      <w:hyperlink r:id="rId61">
+        <w:r>
+          <w:rPr>
+            <w:lang w:val="en_US" w:bidi="en_US"/>
+          </w:rPr>
+          <w:rPr>
+            <w:color w:val="0000EE"/>
+            <w:u w:val="single"/>
+          </w:rPr>
           <w:t>5:23</w:t>
         </w:r>
       </w:hyperlink>
@@ -1675,7 +1855,7 @@
         <w:rPr>
           <w:lang w:val="en_US" w:bidi="en_US"/>
         </w:rPr>
-        <w:t>) since he is faithful (</w:t>
+        <w:t>). God is faithful and will do this (</w:t>
       </w:r>
       <w:hyperlink r:id="rId62">
         <w:r>
@@ -3595,6 +3775,12 @@
   </w:num>
   <w:num w:numId="13" w16cid:durableId="592781308">
     <w:abstractNumId w:val="11"/>
+  </w:num>
+  <w:num w:numId="14">
+    <w:abstractNumId w:val="3"/>
+    <w:lvlOverride w:ilvl="0">
+      <w:startOverride w:val="1"/>
+    </w:lvlOverride>
   </w:num>
   <w:numIdMacAtCleanup w:val="10"/>
 </w:numbering>

--- a/eng/docx/52.content.docx
+++ b/eng/docx/52.content.docx
@@ -19,7 +19,7 @@
         <w:rPr>
           <w:lang w:val="en_US" w:bidi="en_US"/>
         </w:rPr>
-        <w:t>Resource: Tyndale Open Study Notes</w:t>
+        <w:t>Resource: Aquifer Open Study Notes (Book Intros)</w:t>
       </w:r>
       <w:r>
         <w:rPr>
@@ -112,7 +112,7 @@
         <w:rPr>
           <w:lang w:val="en_US" w:bidi="en_US"/>
         </w:rPr>
-        <w:t>Tyndale Open Study Notes</w:t>
+        <w:t>Aquifer Open Study Notes (Book Intros)</w:t>
       </w:r>
     </w:p>
     <w:p>

--- a/eng/docx/52.content.docx
+++ b/eng/docx/52.content.docx
@@ -286,18 +286,12 @@
         </w:rPr>
         <w:t>Thessalonica had a mixed population. It included Macedonians, Romans, Jews, and other people who traveled through the city. Many Romans who settled there became rich and supported public life in the city. The Jewish community was large enough to have a synagogue, a place where Jews met for worship and teaching (</w:t>
       </w:r>
-      <w:hyperlink r:id="rId13">
-        <w:r>
-          <w:rPr>
-            <w:lang w:val="en_US" w:bidi="en_US"/>
-          </w:rPr>
-          <w:rPr>
-            <w:color w:val="0000EE"/>
-            <w:u w:val="single"/>
-          </w:rPr>
-          <w:t>Acts 17:1</w:t>
-        </w:r>
-      </w:hyperlink>
+      <w:r>
+        <w:rPr>
+          <w:lang w:val="en_US" w:bidi="en_US"/>
+        </w:rPr>
+        <w:t>Acts 17:1</w:t>
+      </w:r>
       <w:r>
         <w:rPr>
           <w:lang w:val="en_US" w:bidi="en_US"/>
@@ -318,36 +312,24 @@
         </w:rPr>
         <w:t xml:space="preserve">Luke describes how the good news came to Thessalonica in </w:t>
       </w:r>
-      <w:hyperlink r:id="rId14">
-        <w:r>
-          <w:rPr>
-            <w:lang w:val="en_US" w:bidi="en_US"/>
-          </w:rPr>
-          <w:rPr>
-            <w:color w:val="0000EE"/>
-            <w:u w:val="single"/>
-          </w:rPr>
-          <w:t>Acts 17:1–9</w:t>
-        </w:r>
-      </w:hyperlink>
+      <w:r>
+        <w:rPr>
+          <w:lang w:val="en_US" w:bidi="en_US"/>
+        </w:rPr>
+        <w:t>Acts 17:1–9</w:t>
+      </w:r>
       <w:r>
         <w:rPr>
           <w:lang w:val="en_US" w:bidi="en_US"/>
         </w:rPr>
         <w:t>. When Paul preached in the synagogue, some Jews believed in Christ. Most of the believers in Thessalonica, however, were non-Jews (Gentiles). They had worshiped idols, but they stopped worshiping false gods to follow Christ (</w:t>
       </w:r>
-      <w:hyperlink r:id="rId15">
-        <w:r>
-          <w:rPr>
-            <w:lang w:val="en_US" w:bidi="en_US"/>
-          </w:rPr>
-          <w:rPr>
-            <w:color w:val="0000EE"/>
-            <w:u w:val="single"/>
-          </w:rPr>
-          <w:t>1 Thessalonians 1:9</w:t>
-        </w:r>
-      </w:hyperlink>
+      <w:r>
+        <w:rPr>
+          <w:lang w:val="en_US" w:bidi="en_US"/>
+        </w:rPr>
+        <w:t>1 Thessalonians 1:9</w:t>
+      </w:r>
       <w:r>
         <w:rPr>
           <w:lang w:val="en_US" w:bidi="en_US"/>
@@ -368,18 +350,12 @@
         </w:rPr>
         <w:t>The Jews who did not accept the good news started a riot against the apostles. They accused Paul and Silas of causing trouble in the city (</w:t>
       </w:r>
-      <w:hyperlink r:id="rId16">
-        <w:r>
-          <w:rPr>
-            <w:lang w:val="en_US" w:bidi="en_US"/>
-          </w:rPr>
-          <w:rPr>
-            <w:color w:val="0000EE"/>
-            <w:u w:val="single"/>
-          </w:rPr>
-          <w:t>Acts 17:4–7</w:t>
-        </w:r>
-      </w:hyperlink>
+      <w:r>
+        <w:rPr>
+          <w:lang w:val="en_US" w:bidi="en_US"/>
+        </w:rPr>
+        <w:t>Acts 17:4–7</w:t>
+      </w:r>
       <w:r>
         <w:rPr>
           <w:lang w:val="en_US" w:bidi="en_US"/>
@@ -400,54 +376,36 @@
         </w:rPr>
         <w:t>Paul left behind a church that was still very young in the faith. The believers were already suffering persecution, or harm because of their faith (</w:t>
       </w:r>
-      <w:hyperlink r:id="rId17">
-        <w:r>
-          <w:rPr>
-            <w:lang w:val="en_US" w:bidi="en_US"/>
-          </w:rPr>
-          <w:rPr>
-            <w:color w:val="0000EE"/>
-            <w:u w:val="single"/>
-          </w:rPr>
-          <w:t>1 Thessalonians 1:6</w:t>
-        </w:r>
-      </w:hyperlink>
+      <w:r>
+        <w:rPr>
+          <w:lang w:val="en_US" w:bidi="en_US"/>
+        </w:rPr>
+        <w:t>1 Thessalonians 1:6</w:t>
+      </w:r>
       <w:r>
         <w:rPr>
           <w:lang w:val="en_US" w:bidi="en_US"/>
         </w:rPr>
         <w:t xml:space="preserve">; </w:t>
       </w:r>
-      <w:hyperlink r:id="rId18">
-        <w:r>
-          <w:rPr>
-            <w:lang w:val="en_US" w:bidi="en_US"/>
-          </w:rPr>
-          <w:rPr>
-            <w:color w:val="0000EE"/>
-            <w:u w:val="single"/>
-          </w:rPr>
-          <w:t>2:14</w:t>
-        </w:r>
-      </w:hyperlink>
+      <w:r>
+        <w:rPr>
+          <w:lang w:val="en_US" w:bidi="en_US"/>
+        </w:rPr>
+        <w:t>2:14</w:t>
+      </w:r>
       <w:r>
         <w:rPr>
           <w:lang w:val="en_US" w:bidi="en_US"/>
         </w:rPr>
         <w:t xml:space="preserve">; </w:t>
       </w:r>
-      <w:hyperlink r:id="rId19">
-        <w:r>
-          <w:rPr>
-            <w:lang w:val="en_US" w:bidi="en_US"/>
-          </w:rPr>
-          <w:rPr>
-            <w:color w:val="0000EE"/>
-            <w:u w:val="single"/>
-          </w:rPr>
-          <w:t>3:3–4</w:t>
-        </w:r>
-      </w:hyperlink>
+      <w:r>
+        <w:rPr>
+          <w:lang w:val="en_US" w:bidi="en_US"/>
+        </w:rPr>
+        <w:t>3:3–4</w:t>
+      </w:r>
       <w:r>
         <w:rPr>
           <w:lang w:val="en_US" w:bidi="en_US"/>
@@ -468,36 +426,24 @@
         </w:rPr>
         <w:t>Paul then traveled to Berea, Athens, and finally Corinth (</w:t>
       </w:r>
-      <w:hyperlink r:id="rId20">
-        <w:r>
-          <w:rPr>
-            <w:lang w:val="en_US" w:bidi="en_US"/>
-          </w:rPr>
-          <w:rPr>
-            <w:color w:val="0000EE"/>
-            <w:u w:val="single"/>
-          </w:rPr>
-          <w:t>Acts 17:10–18:1</w:t>
-        </w:r>
-      </w:hyperlink>
+      <w:r>
+        <w:rPr>
+          <w:lang w:val="en_US" w:bidi="en_US"/>
+        </w:rPr>
+        <w:t>Acts 17:10–18:1</w:t>
+      </w:r>
       <w:r>
         <w:rPr>
           <w:lang w:val="en_US" w:bidi="en_US"/>
         </w:rPr>
         <w:t>). As he traveled, he was deeply concerned about the believers in Thessalonica. He tried more than once to return to the city. But serious problems stopped him, and he understood these problems as the work of Satan (</w:t>
       </w:r>
-      <w:hyperlink r:id="rId21">
-        <w:r>
-          <w:rPr>
-            <w:lang w:val="en_US" w:bidi="en_US"/>
-          </w:rPr>
-          <w:rPr>
-            <w:color w:val="0000EE"/>
-            <w:u w:val="single"/>
-          </w:rPr>
-          <w:t>1 Thessalonians 2:17–18</w:t>
-        </w:r>
-      </w:hyperlink>
+      <w:r>
+        <w:rPr>
+          <w:lang w:val="en_US" w:bidi="en_US"/>
+        </w:rPr>
+        <w:t>1 Thessalonians 2:17–18</w:t>
+      </w:r>
       <w:r>
         <w:rPr>
           <w:lang w:val="en_US" w:bidi="en_US"/>
@@ -518,54 +464,36 @@
         </w:rPr>
         <w:t>While Paul was in Athens, he could no longer bear his concern for the church. He sent Timothy back to Thessalonica to strengthen the believers. He also wanted to make sure they had not abandoned their faith (</w:t>
       </w:r>
-      <w:hyperlink r:id="rId22">
-        <w:r>
-          <w:rPr>
-            <w:lang w:val="en_US" w:bidi="en_US"/>
-          </w:rPr>
-          <w:rPr>
-            <w:color w:val="0000EE"/>
-            <w:u w:val="single"/>
-          </w:rPr>
-          <w:t>3:1–2</w:t>
-        </w:r>
-      </w:hyperlink>
+      <w:r>
+        <w:rPr>
+          <w:lang w:val="en_US" w:bidi="en_US"/>
+        </w:rPr>
+        <w:t>3:1–2</w:t>
+      </w:r>
       <w:r>
         <w:rPr>
           <w:lang w:val="en_US" w:bidi="en_US"/>
         </w:rPr>
         <w:t xml:space="preserve">, </w:t>
       </w:r>
-      <w:hyperlink r:id="rId23">
-        <w:r>
-          <w:rPr>
-            <w:lang w:val="en_US" w:bidi="en_US"/>
-          </w:rPr>
-          <w:rPr>
-            <w:color w:val="0000EE"/>
-            <w:u w:val="single"/>
-          </w:rPr>
-          <w:t>5</w:t>
-        </w:r>
-      </w:hyperlink>
+      <w:r>
+        <w:rPr>
+          <w:lang w:val="en_US" w:bidi="en_US"/>
+        </w:rPr>
+        <w:t>5</w:t>
+      </w:r>
       <w:r>
         <w:rPr>
           <w:lang w:val="en_US" w:bidi="en_US"/>
         </w:rPr>
         <w:t>). Later, while Paul was in Corinth, Timothy returned from Thessalonica. He brought the good news that the believers were still living in faith and love. They were standing firm even though they faced opposition (</w:t>
       </w:r>
-      <w:hyperlink r:id="rId24">
-        <w:r>
-          <w:rPr>
-            <w:lang w:val="en_US" w:bidi="en_US"/>
-          </w:rPr>
-          <w:rPr>
-            <w:color w:val="0000EE"/>
-            <w:u w:val="single"/>
-          </w:rPr>
-          <w:t>3:6–8</w:t>
-        </w:r>
-      </w:hyperlink>
+      <w:r>
+        <w:rPr>
+          <w:lang w:val="en_US" w:bidi="en_US"/>
+        </w:rPr>
+        <w:t>3:6–8</w:t>
+      </w:r>
       <w:r>
         <w:rPr>
           <w:lang w:val="en_US" w:bidi="en_US"/>
@@ -586,18 +514,12 @@
         </w:rPr>
         <w:t>First Thessalonians shows Paul’s great joy when he heard this report. In the letter, Paul thanks God for their faithfulness. He also prays that he may return to see them again and help them grow stronger in the faith (</w:t>
       </w:r>
-      <w:hyperlink r:id="rId25">
-        <w:r>
-          <w:rPr>
-            <w:lang w:val="en_US" w:bidi="en_US"/>
-          </w:rPr>
-          <w:rPr>
-            <w:color w:val="0000EE"/>
-            <w:u w:val="single"/>
-          </w:rPr>
-          <w:t>3:9–11</w:t>
-        </w:r>
-      </w:hyperlink>
+      <w:r>
+        <w:rPr>
+          <w:lang w:val="en_US" w:bidi="en_US"/>
+        </w:rPr>
+        <w:t>3:9–11</w:t>
+      </w:r>
       <w:r>
         <w:rPr>
           <w:lang w:val="en_US" w:bidi="en_US"/>
@@ -629,72 +551,48 @@
         </w:rPr>
         <w:t>First Thessalonians is a letter full of thanks to God. Paul thanks God for the faith, love, and hope of the young church in Thessalonica (</w:t>
       </w:r>
-      <w:hyperlink r:id="rId26">
-        <w:r>
-          <w:rPr>
-            <w:lang w:val="en_US" w:bidi="en_US"/>
-          </w:rPr>
-          <w:rPr>
-            <w:color w:val="0000EE"/>
-            <w:u w:val="single"/>
-          </w:rPr>
-          <w:t>1 Thessalonians 1:2–3</w:t>
-        </w:r>
-      </w:hyperlink>
+      <w:r>
+        <w:rPr>
+          <w:lang w:val="en_US" w:bidi="en_US"/>
+        </w:rPr>
+        <w:t>1 Thessalonians 1:2–3</w:t>
+      </w:r>
       <w:r>
         <w:rPr>
           <w:lang w:val="en_US" w:bidi="en_US"/>
         </w:rPr>
         <w:t xml:space="preserve">; </w:t>
       </w:r>
-      <w:hyperlink r:id="rId27">
-        <w:r>
-          <w:rPr>
-            <w:lang w:val="en_US" w:bidi="en_US"/>
-          </w:rPr>
-          <w:rPr>
-            <w:color w:val="0000EE"/>
-            <w:u w:val="single"/>
-          </w:rPr>
-          <w:t>2:13</w:t>
-        </w:r>
-      </w:hyperlink>
+      <w:r>
+        <w:rPr>
+          <w:lang w:val="en_US" w:bidi="en_US"/>
+        </w:rPr>
+        <w:t>2:13</w:t>
+      </w:r>
       <w:r>
         <w:rPr>
           <w:lang w:val="en_US" w:bidi="en_US"/>
         </w:rPr>
         <w:t xml:space="preserve">; </w:t>
       </w:r>
-      <w:hyperlink r:id="rId28">
-        <w:r>
-          <w:rPr>
-            <w:lang w:val="en_US" w:bidi="en_US"/>
-          </w:rPr>
-          <w:rPr>
-            <w:color w:val="0000EE"/>
-            <w:u w:val="single"/>
-          </w:rPr>
-          <w:t>3:9</w:t>
-        </w:r>
-      </w:hyperlink>
+      <w:r>
+        <w:rPr>
+          <w:lang w:val="en_US" w:bidi="en_US"/>
+        </w:rPr>
+        <w:t>3:9</w:t>
+      </w:r>
       <w:r>
         <w:rPr>
           <w:lang w:val="en_US" w:bidi="en_US"/>
         </w:rPr>
         <w:t xml:space="preserve">). Paul also shares some of his concerns. In the ancient world, many traveling speakers wanted only money and fame. In </w:t>
       </w:r>
-      <w:hyperlink r:id="rId29">
-        <w:r>
-          <w:rPr>
-            <w:lang w:val="en_US" w:bidi="en_US"/>
-          </w:rPr>
-          <w:rPr>
-            <w:color w:val="0000EE"/>
-            <w:u w:val="single"/>
-          </w:rPr>
-          <w:t>2:1–3:13</w:t>
-        </w:r>
-      </w:hyperlink>
+      <w:r>
+        <w:rPr>
+          <w:lang w:val="en_US" w:bidi="en_US"/>
+        </w:rPr>
+        <w:t>2:1–3:13</w:t>
+      </w:r>
       <w:r>
         <w:rPr>
           <w:lang w:val="en_US" w:bidi="en_US"/>
@@ -715,72 +613,48 @@
         </w:rPr>
         <w:t>Paul wanted to see the church again. He had tried to return, but he had not been able to do so (</w:t>
       </w:r>
-      <w:hyperlink r:id="rId30">
-        <w:r>
-          <w:rPr>
-            <w:lang w:val="en_US" w:bidi="en_US"/>
-          </w:rPr>
-          <w:rPr>
-            <w:color w:val="0000EE"/>
-            <w:u w:val="single"/>
-          </w:rPr>
-          <w:t>2:17–20</w:t>
-        </w:r>
-      </w:hyperlink>
+      <w:r>
+        <w:rPr>
+          <w:lang w:val="en_US" w:bidi="en_US"/>
+        </w:rPr>
+        <w:t>2:17–20</w:t>
+      </w:r>
       <w:r>
         <w:rPr>
           <w:lang w:val="en_US" w:bidi="en_US"/>
         </w:rPr>
         <w:t>). Paul also reminds them that he had sent Timothy back to strengthen them and to learn how they were doing (</w:t>
       </w:r>
-      <w:hyperlink r:id="rId31">
-        <w:r>
-          <w:rPr>
-            <w:lang w:val="en_US" w:bidi="en_US"/>
-          </w:rPr>
-          <w:rPr>
-            <w:color w:val="0000EE"/>
-            <w:u w:val="single"/>
-          </w:rPr>
-          <w:t>3:1–5</w:t>
-        </w:r>
-      </w:hyperlink>
+      <w:r>
+        <w:rPr>
+          <w:lang w:val="en_US" w:bidi="en_US"/>
+        </w:rPr>
+        <w:t>3:1–5</w:t>
+      </w:r>
       <w:r>
         <w:rPr>
           <w:lang w:val="en_US" w:bidi="en_US"/>
         </w:rPr>
         <w:t>). Timothy later brought Paul a good report. This report greatly comforted Paul (</w:t>
       </w:r>
-      <w:hyperlink r:id="rId24">
-        <w:r>
-          <w:rPr>
-            <w:lang w:val="en_US" w:bidi="en_US"/>
-          </w:rPr>
-          <w:rPr>
-            <w:color w:val="0000EE"/>
-            <w:u w:val="single"/>
-          </w:rPr>
-          <w:t>3:6–8</w:t>
-        </w:r>
-      </w:hyperlink>
+      <w:r>
+        <w:rPr>
+          <w:lang w:val="en_US" w:bidi="en_US"/>
+        </w:rPr>
+        <w:t>3:6–8</w:t>
+      </w:r>
       <w:r>
         <w:rPr>
           <w:lang w:val="en_US" w:bidi="en_US"/>
         </w:rPr>
         <w:t>). Paul then tells the church that he thanks God for them. He also prays that he may see them again and help them grow stronger in the faith (</w:t>
       </w:r>
-      <w:hyperlink r:id="rId32">
-        <w:r>
-          <w:rPr>
-            <w:lang w:val="en_US" w:bidi="en_US"/>
-          </w:rPr>
-          <w:rPr>
-            <w:color w:val="0000EE"/>
-            <w:u w:val="single"/>
-          </w:rPr>
-          <w:t>3:9–13</w:t>
-        </w:r>
-      </w:hyperlink>
+      <w:r>
+        <w:rPr>
+          <w:lang w:val="en_US" w:bidi="en_US"/>
+        </w:rPr>
+        <w:t>3:9–13</w:t>
+      </w:r>
       <w:r>
         <w:rPr>
           <w:lang w:val="en_US" w:bidi="en_US"/>
@@ -801,72 +675,48 @@
         </w:rPr>
         <w:t>Some people in the church did not follow Paul’s teaching about sexual purity. In response, Paul teaches that God wants them to be holy, or set apart for him (</w:t>
       </w:r>
-      <w:hyperlink r:id="rId33">
-        <w:r>
-          <w:rPr>
-            <w:lang w:val="en_US" w:bidi="en_US"/>
-          </w:rPr>
-          <w:rPr>
-            <w:color w:val="0000EE"/>
-            <w:u w:val="single"/>
-          </w:rPr>
-          <w:t>4:1–8</w:t>
-        </w:r>
-      </w:hyperlink>
+      <w:r>
+        <w:rPr>
+          <w:lang w:val="en_US" w:bidi="en_US"/>
+        </w:rPr>
+        <w:t>4:1–8</w:t>
+      </w:r>
       <w:r>
         <w:rPr>
           <w:lang w:val="en_US" w:bidi="en_US"/>
         </w:rPr>
         <w:t>). Other people in the church refused to work. They did not follow the teaching and example of the apostles about this matter (</w:t>
       </w:r>
-      <w:hyperlink r:id="rId34">
-        <w:r>
-          <w:rPr>
-            <w:lang w:val="en_US" w:bidi="en_US"/>
-          </w:rPr>
-          <w:rPr>
-            <w:color w:val="0000EE"/>
-            <w:u w:val="single"/>
-          </w:rPr>
-          <w:t>4:11–12</w:t>
-        </w:r>
-      </w:hyperlink>
+      <w:r>
+        <w:rPr>
+          <w:lang w:val="en_US" w:bidi="en_US"/>
+        </w:rPr>
+        <w:t>4:11–12</w:t>
+      </w:r>
       <w:r>
         <w:rPr>
           <w:lang w:val="en_US" w:bidi="en_US"/>
         </w:rPr>
         <w:t xml:space="preserve">; </w:t>
       </w:r>
-      <w:hyperlink r:id="rId35">
-        <w:r>
-          <w:rPr>
-            <w:lang w:val="en_US" w:bidi="en_US"/>
-          </w:rPr>
-          <w:rPr>
-            <w:color w:val="0000EE"/>
-            <w:u w:val="single"/>
-          </w:rPr>
-          <w:t>5:14</w:t>
-        </w:r>
-      </w:hyperlink>
+      <w:r>
+        <w:rPr>
+          <w:lang w:val="en_US" w:bidi="en_US"/>
+        </w:rPr>
+        <w:t>5:14</w:t>
+      </w:r>
       <w:r>
         <w:rPr>
           <w:lang w:val="en_US" w:bidi="en_US"/>
         </w:rPr>
         <w:t xml:space="preserve">; see </w:t>
       </w:r>
-      <w:hyperlink r:id="rId36">
-        <w:r>
-          <w:rPr>
-            <w:lang w:val="en_US" w:bidi="en_US"/>
-          </w:rPr>
-          <w:rPr>
-            <w:color w:val="0000EE"/>
-            <w:u w:val="single"/>
-          </w:rPr>
-          <w:t>2 Thessalonians 3:6–15</w:t>
-        </w:r>
-      </w:hyperlink>
+      <w:r>
+        <w:rPr>
+          <w:lang w:val="en_US" w:bidi="en_US"/>
+        </w:rPr>
+        <w:t>2 Thessalonians 3:6–15</w:t>
+      </w:r>
       <w:r>
         <w:rPr>
           <w:lang w:val="en_US" w:bidi="en_US"/>
@@ -909,18 +759,12 @@
         </w:rPr>
         <w:t>What happens to believers who die before Christ returns? Paul says they will be raised from the dead first. Then they will be gathered with the living believers to meet the Lord when he appears (</w:t>
       </w:r>
-      <w:hyperlink r:id="rId37">
-        <w:r>
-          <w:rPr>
-            <w:lang w:val="en_US" w:bidi="en_US"/>
-          </w:rPr>
-          <w:rPr>
-            <w:color w:val="0000EE"/>
-            <w:u w:val="single"/>
-          </w:rPr>
-          <w:t>1 Thessalonians 4:13–18</w:t>
-        </w:r>
-      </w:hyperlink>
+      <w:r>
+        <w:rPr>
+          <w:lang w:val="en_US" w:bidi="en_US"/>
+        </w:rPr>
+        <w:t>1 Thessalonians 4:13–18</w:t>
+      </w:r>
       <w:r>
         <w:rPr>
           <w:lang w:val="en_US" w:bidi="en_US"/>
@@ -945,18 +789,12 @@
         </w:rPr>
         <w:t>When will Christ return and complete God’s final plan? Paul says that day will come at an unexpected time, like a thief in the night (</w:t>
       </w:r>
-      <w:hyperlink r:id="rId38">
-        <w:r>
-          <w:rPr>
-            <w:lang w:val="en_US" w:bidi="en_US"/>
-          </w:rPr>
-          <w:rPr>
-            <w:color w:val="0000EE"/>
-            <w:u w:val="single"/>
-          </w:rPr>
-          <w:t>5:1–11</w:t>
-        </w:r>
-      </w:hyperlink>
+      <w:r>
+        <w:rPr>
+          <w:lang w:val="en_US" w:bidi="en_US"/>
+        </w:rPr>
+        <w:t>5:1–11</w:t>
+      </w:r>
       <w:r>
         <w:rPr>
           <w:lang w:val="en_US" w:bidi="en_US"/>
@@ -977,54 +815,36 @@
         </w:rPr>
         <w:t>The letter ends with several instructions about how to live in a way that pleases God. Paul reminds the church to honor its new leaders (</w:t>
       </w:r>
-      <w:hyperlink r:id="rId39">
-        <w:r>
-          <w:rPr>
-            <w:lang w:val="en_US" w:bidi="en_US"/>
-          </w:rPr>
-          <w:rPr>
-            <w:color w:val="0000EE"/>
-            <w:u w:val="single"/>
-          </w:rPr>
-          <w:t>5:12–13</w:t>
-        </w:r>
-      </w:hyperlink>
+      <w:r>
+        <w:rPr>
+          <w:lang w:val="en_US" w:bidi="en_US"/>
+        </w:rPr>
+        <w:t>5:12–13</w:t>
+      </w:r>
       <w:r>
         <w:rPr>
           <w:lang w:val="en_US" w:bidi="en_US"/>
         </w:rPr>
         <w:t>). Paul also tells the Thessalonians not to reject prophecies, or messages that claim to come from God. Instead, they should test them carefully (</w:t>
       </w:r>
-      <w:hyperlink r:id="rId40">
-        <w:r>
-          <w:rPr>
-            <w:lang w:val="en_US" w:bidi="en_US"/>
-          </w:rPr>
-          <w:rPr>
-            <w:color w:val="0000EE"/>
-            <w:u w:val="single"/>
-          </w:rPr>
-          <w:t>5:19–22</w:t>
-        </w:r>
-      </w:hyperlink>
+      <w:r>
+        <w:rPr>
+          <w:lang w:val="en_US" w:bidi="en_US"/>
+        </w:rPr>
+        <w:t>5:19–22</w:t>
+      </w:r>
       <w:r>
         <w:rPr>
           <w:lang w:val="en_US" w:bidi="en_US"/>
         </w:rPr>
         <w:t>). The letter ends with a blessing. This blessing shows Paul’s complete trust that God is faithful and will continue to work in their lives (</w:t>
       </w:r>
-      <w:hyperlink r:id="rId41">
-        <w:r>
-          <w:rPr>
-            <w:lang w:val="en_US" w:bidi="en_US"/>
-          </w:rPr>
-          <w:rPr>
-            <w:color w:val="0000EE"/>
-            <w:u w:val="single"/>
-          </w:rPr>
-          <w:t>5:23–24</w:t>
-        </w:r>
-      </w:hyperlink>
+      <w:r>
+        <w:rPr>
+          <w:lang w:val="en_US" w:bidi="en_US"/>
+        </w:rPr>
+        <w:t>5:23–24</w:t>
+      </w:r>
       <w:r>
         <w:rPr>
           <w:lang w:val="en_US" w:bidi="en_US"/>
@@ -1056,18 +876,12 @@
         </w:rPr>
         <w:t>Silas and Timothy helped Paul start the church in Thessalonica. Their names appear with Paul’s name at the beginning of the letter (</w:t>
       </w:r>
-      <w:hyperlink r:id="rId42">
-        <w:r>
-          <w:rPr>
-            <w:lang w:val="en_US" w:bidi="en_US"/>
-          </w:rPr>
-          <w:rPr>
-            <w:color w:val="0000EE"/>
-            <w:u w:val="single"/>
-          </w:rPr>
-          <w:t>1:1</w:t>
-        </w:r>
-      </w:hyperlink>
+      <w:r>
+        <w:rPr>
+          <w:lang w:val="en_US" w:bidi="en_US"/>
+        </w:rPr>
+        <w:t>1:1</w:t>
+      </w:r>
       <w:r>
         <w:rPr>
           <w:lang w:val="en_US" w:bidi="en_US"/>
@@ -1087,54 +901,36 @@
         </w:rPr>
         <w:t>. This may mean that Silas and Timothy helped write the letter. Paul sometimes speaks for himself when he shares his own concerns (</w:t>
       </w:r>
-      <w:hyperlink r:id="rId43">
-        <w:r>
-          <w:rPr>
-            <w:lang w:val="en_US" w:bidi="en_US"/>
-          </w:rPr>
-          <w:rPr>
-            <w:color w:val="0000EE"/>
-            <w:u w:val="single"/>
-          </w:rPr>
-          <w:t>2:18</w:t>
-        </w:r>
-      </w:hyperlink>
+      <w:r>
+        <w:rPr>
+          <w:lang w:val="en_US" w:bidi="en_US"/>
+        </w:rPr>
+        <w:t>2:18</w:t>
+      </w:r>
       <w:r>
         <w:rPr>
           <w:lang w:val="en_US" w:bidi="en_US"/>
         </w:rPr>
         <w:t xml:space="preserve">; </w:t>
       </w:r>
-      <w:hyperlink r:id="rId23">
-        <w:r>
-          <w:rPr>
-            <w:lang w:val="en_US" w:bidi="en_US"/>
-          </w:rPr>
-          <w:rPr>
-            <w:color w:val="0000EE"/>
-            <w:u w:val="single"/>
-          </w:rPr>
-          <w:t>3:5</w:t>
-        </w:r>
-      </w:hyperlink>
+      <w:r>
+        <w:rPr>
+          <w:lang w:val="en_US" w:bidi="en_US"/>
+        </w:rPr>
+        <w:t>3:5</w:t>
+      </w:r>
       <w:r>
         <w:rPr>
           <w:lang w:val="en_US" w:bidi="en_US"/>
         </w:rPr>
         <w:t xml:space="preserve">; </w:t>
       </w:r>
-      <w:hyperlink r:id="rId44">
-        <w:r>
-          <w:rPr>
-            <w:lang w:val="en_US" w:bidi="en_US"/>
-          </w:rPr>
-          <w:rPr>
-            <w:color w:val="0000EE"/>
-            <w:u w:val="single"/>
-          </w:rPr>
-          <w:t>5:27</w:t>
-        </w:r>
-      </w:hyperlink>
+      <w:r>
+        <w:rPr>
+          <w:lang w:val="en_US" w:bidi="en_US"/>
+        </w:rPr>
+        <w:t>5:27</w:t>
+      </w:r>
       <w:r>
         <w:rPr>
           <w:lang w:val="en_US" w:bidi="en_US"/>
@@ -1155,18 +951,12 @@
         </w:rPr>
         <w:t xml:space="preserve">In the ancient world, more than one person could help write a letter. For example, Cicero, a Roman writer, mentions “letters—both that which you wrote with others and the one you wrote alone.” Even so, the final command in </w:t>
       </w:r>
-      <w:hyperlink r:id="rId44">
-        <w:r>
-          <w:rPr>
-            <w:lang w:val="en_US" w:bidi="en_US"/>
-          </w:rPr>
-          <w:rPr>
-            <w:color w:val="0000EE"/>
-            <w:u w:val="single"/>
-          </w:rPr>
-          <w:t>5:27</w:t>
-        </w:r>
-      </w:hyperlink>
+      <w:r>
+        <w:rPr>
+          <w:lang w:val="en_US" w:bidi="en_US"/>
+        </w:rPr>
+        <w:t>5:27</w:t>
+      </w:r>
       <w:r>
         <w:rPr>
           <w:lang w:val="en_US" w:bidi="en_US"/>
@@ -1198,72 +988,48 @@
         </w:rPr>
         <w:t>Paul wrote this letter from Corinth during his second missionary journey (</w:t>
       </w:r>
-      <w:hyperlink r:id="rId45">
-        <w:r>
-          <w:rPr>
-            <w:lang w:val="en_US" w:bidi="en_US"/>
-          </w:rPr>
-          <w:rPr>
-            <w:color w:val="0000EE"/>
-            <w:u w:val="single"/>
-          </w:rPr>
-          <w:t>Acts 15:36–18:22</w:t>
-        </w:r>
-      </w:hyperlink>
+      <w:r>
+        <w:rPr>
+          <w:lang w:val="en_US" w:bidi="en_US"/>
+        </w:rPr>
+        <w:t>Acts 15:36–18:22</w:t>
+      </w:r>
       <w:r>
         <w:rPr>
           <w:lang w:val="en_US" w:bidi="en_US"/>
         </w:rPr>
         <w:t>). He wrote it after Timothy returned from visiting the church in Thessalonica (</w:t>
       </w:r>
-      <w:hyperlink r:id="rId46">
-        <w:r>
-          <w:rPr>
-            <w:lang w:val="en_US" w:bidi="en_US"/>
-          </w:rPr>
-          <w:rPr>
-            <w:color w:val="0000EE"/>
-            <w:u w:val="single"/>
-          </w:rPr>
-          <w:t>1 Thessalonians 3:6</w:t>
-        </w:r>
-      </w:hyperlink>
+      <w:r>
+        <w:rPr>
+          <w:lang w:val="en_US" w:bidi="en_US"/>
+        </w:rPr>
+        <w:t>1 Thessalonians 3:6</w:t>
+      </w:r>
       <w:r>
         <w:rPr>
           <w:lang w:val="en_US" w:bidi="en_US"/>
         </w:rPr>
         <w:t xml:space="preserve">; </w:t>
       </w:r>
-      <w:hyperlink r:id="rId47">
-        <w:r>
-          <w:rPr>
-            <w:lang w:val="en_US" w:bidi="en_US"/>
-          </w:rPr>
-          <w:rPr>
-            <w:color w:val="0000EE"/>
-            <w:u w:val="single"/>
-          </w:rPr>
-          <w:t>Acts 18:5</w:t>
-        </w:r>
-      </w:hyperlink>
+      <w:r>
+        <w:rPr>
+          <w:lang w:val="en_US" w:bidi="en_US"/>
+        </w:rPr>
+        <w:t>Acts 18:5</w:t>
+      </w:r>
       <w:r>
         <w:rPr>
           <w:lang w:val="en_US" w:bidi="en_US"/>
         </w:rPr>
         <w:t>). Gallio became proconsul, or Roman governor, of Achaia in AD 51. This happened while Paul was staying in Corinth (</w:t>
       </w:r>
-      <w:hyperlink r:id="rId48">
-        <w:r>
-          <w:rPr>
-            <w:lang w:val="en_US" w:bidi="en_US"/>
-          </w:rPr>
-          <w:rPr>
-            <w:color w:val="0000EE"/>
-            <w:u w:val="single"/>
-          </w:rPr>
-          <w:t>Acts 18:11–12</w:t>
-        </w:r>
-      </w:hyperlink>
+      <w:r>
+        <w:rPr>
+          <w:lang w:val="en_US" w:bidi="en_US"/>
+        </w:rPr>
+        <w:t>Acts 18:11–12</w:t>
+      </w:r>
       <w:r>
         <w:rPr>
           <w:lang w:val="en_US" w:bidi="en_US"/>
@@ -1309,90 +1075,60 @@
         </w:rPr>
         <w:t>First Thessalonians shows the life and struggles of a new church. These new believers faced many challenges because Paul and the other church founders were with them for only a short time. The believers were suffering strong opposition from their own people because of their faith (</w:t>
       </w:r>
-      <w:hyperlink r:id="rId17">
-        <w:r>
-          <w:rPr>
-            <w:lang w:val="en_US" w:bidi="en_US"/>
-          </w:rPr>
-          <w:rPr>
-            <w:color w:val="0000EE"/>
-            <w:u w:val="single"/>
-          </w:rPr>
-          <w:t>1 Thessalonians 1:6</w:t>
-        </w:r>
-      </w:hyperlink>
+      <w:r>
+        <w:rPr>
+          <w:lang w:val="en_US" w:bidi="en_US"/>
+        </w:rPr>
+        <w:t>1 Thessalonians 1:6</w:t>
+      </w:r>
       <w:r>
         <w:rPr>
           <w:lang w:val="en_US" w:bidi="en_US"/>
         </w:rPr>
         <w:t xml:space="preserve">; </w:t>
       </w:r>
-      <w:hyperlink r:id="rId18">
-        <w:r>
-          <w:rPr>
-            <w:lang w:val="en_US" w:bidi="en_US"/>
-          </w:rPr>
-          <w:rPr>
-            <w:color w:val="0000EE"/>
-            <w:u w:val="single"/>
-          </w:rPr>
-          <w:t>2:14</w:t>
-        </w:r>
-      </w:hyperlink>
+      <w:r>
+        <w:rPr>
+          <w:lang w:val="en_US" w:bidi="en_US"/>
+        </w:rPr>
+        <w:t>2:14</w:t>
+      </w:r>
       <w:r>
         <w:rPr>
           <w:lang w:val="en_US" w:bidi="en_US"/>
         </w:rPr>
         <w:t xml:space="preserve">; </w:t>
       </w:r>
-      <w:hyperlink r:id="rId19">
-        <w:r>
-          <w:rPr>
-            <w:lang w:val="en_US" w:bidi="en_US"/>
-          </w:rPr>
-          <w:rPr>
-            <w:color w:val="0000EE"/>
-            <w:u w:val="single"/>
-          </w:rPr>
-          <w:t>3:3–4</w:t>
-        </w:r>
-      </w:hyperlink>
+      <w:r>
+        <w:rPr>
+          <w:lang w:val="en_US" w:bidi="en_US"/>
+        </w:rPr>
+        <w:t>3:3–4</w:t>
+      </w:r>
       <w:r>
         <w:rPr>
           <w:lang w:val="en_US" w:bidi="en_US"/>
         </w:rPr>
         <w:t>). Paul believed Satan, the tempter, was attacking them (</w:t>
       </w:r>
-      <w:hyperlink r:id="rId23">
-        <w:r>
-          <w:rPr>
-            <w:lang w:val="en_US" w:bidi="en_US"/>
-          </w:rPr>
-          <w:rPr>
-            <w:color w:val="0000EE"/>
-            <w:u w:val="single"/>
-          </w:rPr>
-          <w:t>3:5</w:t>
-        </w:r>
-      </w:hyperlink>
+      <w:r>
+        <w:rPr>
+          <w:lang w:val="en_US" w:bidi="en_US"/>
+        </w:rPr>
+        <w:t>3:5</w:t>
+      </w:r>
       <w:r>
         <w:rPr>
           <w:lang w:val="en_US" w:bidi="en_US"/>
         </w:rPr>
         <w:t>). Paul also believed Satan had stopped him from visiting them again (</w:t>
       </w:r>
-      <w:hyperlink r:id="rId43">
-        <w:r>
-          <w:rPr>
-            <w:lang w:val="en_US" w:bidi="en_US"/>
-          </w:rPr>
-          <w:rPr>
-            <w:color w:val="0000EE"/>
-            <w:u w:val="single"/>
-          </w:rPr>
-          <w:t>2:18</w:t>
-        </w:r>
-      </w:hyperlink>
+      <w:r>
+        <w:rPr>
+          <w:lang w:val="en_US" w:bidi="en_US"/>
+        </w:rPr>
+        <w:t>2:18</w:t>
+      </w:r>
       <w:r>
         <w:rPr>
           <w:lang w:val="en_US" w:bidi="en_US"/>
@@ -1413,90 +1149,60 @@
         </w:rPr>
         <w:t>When Timothy returned from visiting them, Paul was very glad. He learned that the Thessalonians were living like people who truly belonged to Christ. Their lives showed faith, love, and hope (</w:t>
       </w:r>
-      <w:hyperlink r:id="rId49">
-        <w:r>
-          <w:rPr>
-            <w:lang w:val="en_US" w:bidi="en_US"/>
-          </w:rPr>
-          <w:rPr>
-            <w:color w:val="0000EE"/>
-            <w:u w:val="single"/>
-          </w:rPr>
-          <w:t>1:3</w:t>
-        </w:r>
-      </w:hyperlink>
+      <w:r>
+        <w:rPr>
+          <w:lang w:val="en_US" w:bidi="en_US"/>
+        </w:rPr>
+        <w:t>1:3</w:t>
+      </w:r>
       <w:r>
         <w:rPr>
           <w:lang w:val="en_US" w:bidi="en_US"/>
         </w:rPr>
         <w:t xml:space="preserve">; </w:t>
       </w:r>
-      <w:hyperlink r:id="rId46">
-        <w:r>
-          <w:rPr>
-            <w:lang w:val="en_US" w:bidi="en_US"/>
-          </w:rPr>
-          <w:rPr>
-            <w:color w:val="0000EE"/>
-            <w:u w:val="single"/>
-          </w:rPr>
-          <w:t>3:6</w:t>
-        </w:r>
-      </w:hyperlink>
+      <w:r>
+        <w:rPr>
+          <w:lang w:val="en_US" w:bidi="en_US"/>
+        </w:rPr>
+        <w:t>3:6</w:t>
+      </w:r>
       <w:r>
         <w:rPr>
           <w:lang w:val="en_US" w:bidi="en_US"/>
         </w:rPr>
         <w:t xml:space="preserve">; </w:t>
       </w:r>
-      <w:hyperlink r:id="rId50">
-        <w:r>
-          <w:rPr>
-            <w:lang w:val="en_US" w:bidi="en_US"/>
-          </w:rPr>
-          <w:rPr>
-            <w:color w:val="0000EE"/>
-            <w:u w:val="single"/>
-          </w:rPr>
-          <w:t>5:8</w:t>
-        </w:r>
-      </w:hyperlink>
+      <w:r>
+        <w:rPr>
+          <w:lang w:val="en_US" w:bidi="en_US"/>
+        </w:rPr>
+        <w:t>5:8</w:t>
+      </w:r>
       <w:r>
         <w:rPr>
           <w:lang w:val="en_US" w:bidi="en_US"/>
         </w:rPr>
         <w:t>). They also helped spread the good news in the nearby regions (</w:t>
       </w:r>
-      <w:hyperlink r:id="rId51">
-        <w:r>
-          <w:rPr>
-            <w:lang w:val="en_US" w:bidi="en_US"/>
-          </w:rPr>
-          <w:rPr>
-            <w:color w:val="0000EE"/>
-            <w:u w:val="single"/>
-          </w:rPr>
-          <w:t>1:8</w:t>
-        </w:r>
-      </w:hyperlink>
+      <w:r>
+        <w:rPr>
+          <w:lang w:val="en_US" w:bidi="en_US"/>
+        </w:rPr>
+        <w:t>1:8</w:t>
+      </w:r>
       <w:r>
         <w:rPr>
           <w:lang w:val="en_US" w:bidi="en_US"/>
         </w:rPr>
         <w:t>). They became examples of true faith for other believers, even while they were suffering (</w:t>
       </w:r>
-      <w:hyperlink r:id="rId52">
-        <w:r>
-          <w:rPr>
-            <w:lang w:val="en_US" w:bidi="en_US"/>
-          </w:rPr>
-          <w:rPr>
-            <w:color w:val="0000EE"/>
-            <w:u w:val="single"/>
-          </w:rPr>
-          <w:t>1:6–7</w:t>
-        </w:r>
-      </w:hyperlink>
+      <w:r>
+        <w:rPr>
+          <w:lang w:val="en_US" w:bidi="en_US"/>
+        </w:rPr>
+        <w:t>1:6–7</w:t>
+      </w:r>
       <w:r>
         <w:rPr>
           <w:lang w:val="en_US" w:bidi="en_US"/>
@@ -1517,36 +1223,24 @@
         </w:rPr>
         <w:t>What helped the Thessalonians stay strong in faith during great suffering? Some people might say they stayed faithful because of strong personal choice, good training, or “blind faith,” which means belief without clear reason. But Paul says that God chose the believers (</w:t>
       </w:r>
-      <w:hyperlink r:id="rId53">
-        <w:r>
-          <w:rPr>
-            <w:lang w:val="en_US" w:bidi="en_US"/>
-          </w:rPr>
-          <w:rPr>
-            <w:color w:val="0000EE"/>
-            <w:u w:val="single"/>
-          </w:rPr>
-          <w:t>1:4</w:t>
-        </w:r>
-      </w:hyperlink>
+      <w:r>
+        <w:rPr>
+          <w:lang w:val="en_US" w:bidi="en_US"/>
+        </w:rPr>
+        <w:t>1:4</w:t>
+      </w:r>
       <w:r>
         <w:rPr>
           <w:lang w:val="en_US" w:bidi="en_US"/>
         </w:rPr>
         <w:t>). He also says that the good news about Jesus is God’s own message and shows God’s power (</w:t>
       </w:r>
-      <w:hyperlink r:id="rId54">
-        <w:r>
-          <w:rPr>
-            <w:lang w:val="en_US" w:bidi="en_US"/>
-          </w:rPr>
-          <w:rPr>
-            <w:color w:val="0000EE"/>
-            <w:u w:val="single"/>
-          </w:rPr>
-          <w:t>1:5</w:t>
-        </w:r>
-      </w:hyperlink>
+      <w:r>
+        <w:rPr>
+          <w:lang w:val="en_US" w:bidi="en_US"/>
+        </w:rPr>
+        <w:t>1:5</w:t>
+      </w:r>
       <w:r>
         <w:rPr>
           <w:lang w:val="en_US" w:bidi="en_US"/>
@@ -1567,36 +1261,24 @@
         </w:rPr>
         <w:t>When people receive this message, it continues to work powerfully in them (</w:t>
       </w:r>
-      <w:hyperlink r:id="rId27">
-        <w:r>
-          <w:rPr>
-            <w:lang w:val="en_US" w:bidi="en_US"/>
-          </w:rPr>
-          <w:rPr>
-            <w:color w:val="0000EE"/>
-            <w:u w:val="single"/>
-          </w:rPr>
-          <w:t>2:13</w:t>
-        </w:r>
-      </w:hyperlink>
+      <w:r>
+        <w:rPr>
+          <w:lang w:val="en_US" w:bidi="en_US"/>
+        </w:rPr>
+        <w:t>2:13</w:t>
+      </w:r>
       <w:r>
         <w:rPr>
           <w:lang w:val="en_US" w:bidi="en_US"/>
         </w:rPr>
         <w:t>). True conversion means turning away from sin and idols and turning to the true God. It also means serving God while waiting for his Son to return from heaven (</w:t>
       </w:r>
-      <w:hyperlink r:id="rId55">
-        <w:r>
-          <w:rPr>
-            <w:lang w:val="en_US" w:bidi="en_US"/>
-          </w:rPr>
-          <w:rPr>
-            <w:color w:val="0000EE"/>
-            <w:u w:val="single"/>
-          </w:rPr>
-          <w:t>1:9–10</w:t>
-        </w:r>
-      </w:hyperlink>
+      <w:r>
+        <w:rPr>
+          <w:lang w:val="en_US" w:bidi="en_US"/>
+        </w:rPr>
+        <w:t>1:9–10</w:t>
+      </w:r>
       <w:r>
         <w:rPr>
           <w:lang w:val="en_US" w:bidi="en_US"/>
@@ -1617,36 +1299,24 @@
         </w:rPr>
         <w:t>The Christians in Thessalonica were young in the faith. They were separated from the people who started their church. They also suffered because they had trusted in Christ. Even so, God was at work in them. Their strong faith was the work of Christ (</w:t>
       </w:r>
-      <w:hyperlink r:id="rId56">
-        <w:r>
-          <w:rPr>
-            <w:lang w:val="en_US" w:bidi="en_US"/>
-          </w:rPr>
-          <w:rPr>
-            <w:color w:val="0000EE"/>
-            <w:u w:val="single"/>
-          </w:rPr>
-          <w:t>3:8</w:t>
-        </w:r>
-      </w:hyperlink>
+      <w:r>
+        <w:rPr>
+          <w:lang w:val="en_US" w:bidi="en_US"/>
+        </w:rPr>
+        <w:t>3:8</w:t>
+      </w:r>
       <w:r>
         <w:rPr>
           <w:lang w:val="en_US" w:bidi="en_US"/>
         </w:rPr>
         <w:t xml:space="preserve">, </w:t>
       </w:r>
-      <w:hyperlink r:id="rId57">
-        <w:r>
-          <w:rPr>
-            <w:lang w:val="en_US" w:bidi="en_US"/>
-          </w:rPr>
-          <w:rPr>
-            <w:color w:val="0000EE"/>
-            <w:u w:val="single"/>
-          </w:rPr>
-          <w:t>13</w:t>
-        </w:r>
-      </w:hyperlink>
+      <w:r>
+        <w:rPr>
+          <w:lang w:val="en_US" w:bidi="en_US"/>
+        </w:rPr>
+        <w:t>13</w:t>
+      </w:r>
       <w:r>
         <w:rPr>
           <w:lang w:val="en_US" w:bidi="en_US"/>
@@ -1667,36 +1337,24 @@
         </w:rPr>
         <w:t>Still, these new Christians needed to grow in right living and in their understanding of God’s truth. Paul had warned the Thessalonians about sexual immorality, or wrong sexual behavior. But some people rejected his teaching (</w:t>
       </w:r>
-      <w:hyperlink r:id="rId58">
-        <w:r>
-          <w:rPr>
-            <w:lang w:val="en_US" w:bidi="en_US"/>
-          </w:rPr>
-          <w:rPr>
-            <w:color w:val="0000EE"/>
-            <w:u w:val="single"/>
-          </w:rPr>
-          <w:t>4:3–8</w:t>
-        </w:r>
-      </w:hyperlink>
+      <w:r>
+        <w:rPr>
+          <w:lang w:val="en_US" w:bidi="en_US"/>
+        </w:rPr>
+        <w:t>4:3–8</w:t>
+      </w:r>
       <w:r>
         <w:rPr>
           <w:lang w:val="en_US" w:bidi="en_US"/>
         </w:rPr>
         <w:t>). They also did not understand how Christ’s resurrection gave them hope when other believers died. Christ’s resurrection means that God raised Jesus from the dead (</w:t>
       </w:r>
-      <w:hyperlink r:id="rId37">
-        <w:r>
-          <w:rPr>
-            <w:lang w:val="en_US" w:bidi="en_US"/>
-          </w:rPr>
-          <w:rPr>
-            <w:color w:val="0000EE"/>
-            <w:u w:val="single"/>
-          </w:rPr>
-          <w:t>4:13–18</w:t>
-        </w:r>
-      </w:hyperlink>
+      <w:r>
+        <w:rPr>
+          <w:lang w:val="en_US" w:bidi="en_US"/>
+        </w:rPr>
+        <w:t>4:13–18</w:t>
+      </w:r>
       <w:r>
         <w:rPr>
           <w:lang w:val="en_US" w:bidi="en_US"/>
@@ -1717,90 +1375,60 @@
         </w:rPr>
         <w:t>They were confused about when Christ would return (</w:t>
       </w:r>
-      <w:hyperlink r:id="rId38">
-        <w:r>
-          <w:rPr>
-            <w:lang w:val="en_US" w:bidi="en_US"/>
-          </w:rPr>
-          <w:rPr>
-            <w:color w:val="0000EE"/>
-            <w:u w:val="single"/>
-          </w:rPr>
-          <w:t>5:1–11</w:t>
-        </w:r>
-      </w:hyperlink>
+      <w:r>
+        <w:rPr>
+          <w:lang w:val="en_US" w:bidi="en_US"/>
+        </w:rPr>
+        <w:t>5:1–11</w:t>
+      </w:r>
       <w:r>
         <w:rPr>
           <w:lang w:val="en_US" w:bidi="en_US"/>
         </w:rPr>
         <w:t>). Some people in the church did not follow Paul’s teaching about work (</w:t>
       </w:r>
-      <w:hyperlink r:id="rId59">
-        <w:r>
-          <w:rPr>
-            <w:lang w:val="en_US" w:bidi="en_US"/>
-          </w:rPr>
-          <w:rPr>
-            <w:color w:val="0000EE"/>
-            <w:u w:val="single"/>
-          </w:rPr>
-          <w:t>4:11</w:t>
-        </w:r>
-      </w:hyperlink>
+      <w:r>
+        <w:rPr>
+          <w:lang w:val="en_US" w:bidi="en_US"/>
+        </w:rPr>
+        <w:t>4:11</w:t>
+      </w:r>
       <w:r>
         <w:rPr>
           <w:lang w:val="en_US" w:bidi="en_US"/>
         </w:rPr>
         <w:t xml:space="preserve">; </w:t>
       </w:r>
-      <w:hyperlink r:id="rId35">
-        <w:r>
-          <w:rPr>
-            <w:lang w:val="en_US" w:bidi="en_US"/>
-          </w:rPr>
-          <w:rPr>
-            <w:color w:val="0000EE"/>
-            <w:u w:val="single"/>
-          </w:rPr>
-          <w:t>5:14</w:t>
-        </w:r>
-      </w:hyperlink>
+      <w:r>
+        <w:rPr>
+          <w:lang w:val="en_US" w:bidi="en_US"/>
+        </w:rPr>
+        <w:t>5:14</w:t>
+      </w:r>
       <w:r>
         <w:rPr>
           <w:lang w:val="en_US" w:bidi="en_US"/>
         </w:rPr>
         <w:t>). Others did not show proper respect to the new leaders in the church (</w:t>
       </w:r>
-      <w:hyperlink r:id="rId39">
-        <w:r>
-          <w:rPr>
-            <w:lang w:val="en_US" w:bidi="en_US"/>
-          </w:rPr>
-          <w:rPr>
-            <w:color w:val="0000EE"/>
-            <w:u w:val="single"/>
-          </w:rPr>
-          <w:t>5:12–13</w:t>
-        </w:r>
-      </w:hyperlink>
+      <w:r>
+        <w:rPr>
+          <w:lang w:val="en_US" w:bidi="en_US"/>
+        </w:rPr>
+        <w:t>5:12–13</w:t>
+      </w:r>
       <w:r>
         <w:rPr>
           <w:lang w:val="en_US" w:bidi="en_US"/>
         </w:rPr>
         <w:t>). Finally, some Thessalonians were stopping prophecy in the church (</w:t>
       </w:r>
-      <w:hyperlink r:id="rId40">
-        <w:r>
-          <w:rPr>
-            <w:lang w:val="en_US" w:bidi="en_US"/>
-          </w:rPr>
-          <w:rPr>
-            <w:color w:val="0000EE"/>
-            <w:u w:val="single"/>
-          </w:rPr>
-          <w:t>5:19–22</w:t>
-        </w:r>
-      </w:hyperlink>
+      <w:r>
+        <w:rPr>
+          <w:lang w:val="en_US" w:bidi="en_US"/>
+        </w:rPr>
+        <w:t>5:19–22</w:t>
+      </w:r>
       <w:r>
         <w:rPr>
           <w:lang w:val="en_US" w:bidi="en_US"/>
@@ -1821,54 +1449,36 @@
         </w:rPr>
         <w:t>Correction may feel unpleasant, but we need it to grow in right living and in our understanding of God’s truth. Paul writes this letter as a wise pastor. He wants to help the Thessalonian believers with these problems. Paul hopes the letter will guide them until he can return to them (</w:t>
       </w:r>
-      <w:hyperlink r:id="rId60">
-        <w:r>
-          <w:rPr>
-            <w:lang w:val="en_US" w:bidi="en_US"/>
-          </w:rPr>
-          <w:rPr>
-            <w:color w:val="0000EE"/>
-            <w:u w:val="single"/>
-          </w:rPr>
-          <w:t>3:10</w:t>
-        </w:r>
-      </w:hyperlink>
+      <w:r>
+        <w:rPr>
+          <w:lang w:val="en_US" w:bidi="en_US"/>
+        </w:rPr>
+        <w:t>3:10</w:t>
+      </w:r>
       <w:r>
         <w:rPr>
           <w:lang w:val="en_US" w:bidi="en_US"/>
         </w:rPr>
         <w:t>). In the end, every leader should trust God to keep working in believers’ lives (</w:t>
       </w:r>
-      <w:hyperlink r:id="rId61">
-        <w:r>
-          <w:rPr>
-            <w:lang w:val="en_US" w:bidi="en_US"/>
-          </w:rPr>
-          <w:rPr>
-            <w:color w:val="0000EE"/>
-            <w:u w:val="single"/>
-          </w:rPr>
-          <w:t>5:23</w:t>
-        </w:r>
-      </w:hyperlink>
+      <w:r>
+        <w:rPr>
+          <w:lang w:val="en_US" w:bidi="en_US"/>
+        </w:rPr>
+        <w:t>5:23</w:t>
+      </w:r>
       <w:r>
         <w:rPr>
           <w:lang w:val="en_US" w:bidi="en_US"/>
         </w:rPr>
         <w:t>). God is faithful and will do this (</w:t>
       </w:r>
-      <w:hyperlink r:id="rId62">
-        <w:r>
-          <w:rPr>
-            <w:lang w:val="en_US" w:bidi="en_US"/>
-          </w:rPr>
-          <w:rPr>
-            <w:color w:val="0000EE"/>
-            <w:u w:val="single"/>
-          </w:rPr>
-          <w:t>5:24</w:t>
-        </w:r>
-      </w:hyperlink>
+      <w:r>
+        <w:rPr>
+          <w:lang w:val="en_US" w:bidi="en_US"/>
+        </w:rPr>
+        <w:t>5:24</w:t>
+      </w:r>
       <w:r>
         <w:rPr>
           <w:lang w:val="en_US" w:bidi="en_US"/>
